--- a/speechs/SPEECH WWF.docx
+++ b/speechs/SPEECH WWF.docx
@@ -22,7 +22,7 @@
           <w:b/>
           <w:bCs/>
         </w:rPr>
-        <w:t xml:space="preserve"> SPEECH WWF — </w:t>
+        <w:t xml:space="preserve"> SPEECH DE CAPTACIÓN · WWF </w:t>
       </w:r>
     </w:p>
     <w:p>
@@ -45,7 +45,7 @@
           <w:b/>
           <w:bCs/>
         </w:rPr>
-        <w:t xml:space="preserve"> PARADA · </w:t>
+        <w:t xml:space="preserve"> Parada · 20–25 segundos </w:t>
       </w:r>
     </w:p>
     <w:p>
@@ -117,7 +117,7 @@
           <w:b/>
           <w:bCs/>
         </w:rPr>
-        <w:t xml:space="preserve"> DISCURSO</w:t>
+        <w:t xml:space="preserve"> Discurso · ~8 minutos</w:t>
       </w:r>
     </w:p>
     <w:p>
@@ -558,21 +558,7 @@
         <w:rPr>
           <w:vanish/>
         </w:rPr>
-        <w:t>Principio del formulario</w:t>
-      </w:r>
-    </w:p>
-    <w:p/>
-    <w:p>
-      <w:pPr>
-        <w:rPr>
-          <w:vanish/>
-        </w:rPr>
-      </w:pPr>
-      <w:r>
-        <w:rPr>
-          <w:vanish/>
-        </w:rPr>
-        <w:t>Final del formulario</w:t>
+        <w:t/>
       </w:r>
     </w:p>
     <w:p>
@@ -2277,7 +2263,7 @@
           <w:b/>
           <w:bCs/>
         </w:rPr>
-        <w:t xml:space="preserve"> CIERRE</w:t>
+        <w:t xml:space="preserve"> Cierre · ~1 minuto</w:t>
       </w:r>
     </w:p>
     <w:p>

--- a/speechs/SPEECH WWF.docx
+++ b/speechs/SPEECH WWF.docx
@@ -2268,16 +2268,25 @@
     </w:p>
     <w:p>
       <w:r>
-        <w:t>Y ahora que sabes lo que significa formar parte de este trabajo, quiero volver a aquella primera pregunta:</w:t>
-      </w:r>
-    </w:p>
-    <w:p>
-      <w:r>
-        <w:rPr>
-          <w:b/>
-          <w:bCs/>
-        </w:rPr>
-        <w:t>«¿Qué podemos hacer nosotros?»</w:t>
+        <w:t>Y ahora que sabes lo que significa formar parte de este trabajo, quiero volver a lo primero que te he preguntado.</w:t>
+      </w:r>
+    </w:p>
+    <w:p>
+      <w:r>
+        <w:rPr>
+          <w:b/>
+          <w:bCs/>
+        </w:rPr>
+        <w:t xml:space="preserve">Me dijiste que lo que más te preocupaba era el agua.</w:t>
+      </w:r>
+    </w:p>
+    <w:p>
+      <w:r>
+        <w:rPr>
+          <w:i/>
+          <w:iCs/>
+        </w:rPr>
+        <w:t xml:space="preserve">(Di la preocupación que dijo ella, con su palabra. Si dijo «todo», usa «todo esto».)</w:t>
       </w:r>
     </w:p>
     <w:p>

--- a/speechs/SPEECH WWF.docx
+++ b/speechs/SPEECH WWF.docx
@@ -2277,7 +2277,7 @@
           <w:b/>
           <w:bCs/>
         </w:rPr>
-        <w:t xml:space="preserve">Me dijiste que lo que más te preocupaba era el agua.</w:t>
+        <w:t xml:space="preserve">Me dijiste que lo que más te preocupaba era...</w:t>
       </w:r>
     </w:p>
     <w:p>

--- a/speechs/SPEECH WWF.docx
+++ b/speechs/SPEECH WWF.docx
@@ -1499,6 +1499,29 @@
       </w:r>
     </w:p>
     <w:p>
+      <w:r>
+        <w:rPr>
+          <w:b/>
+          <w:bCs/>
+        </w:rPr>
+        <w:t>Si te fijas, hemos hablado de agua, incendios, clima, animales, contaminación, mar...</w:t>
+      </w:r>
+    </w:p>
+    <w:p>
+      <w:r>
+        <w:t>Son problemas diferentes, pero todos tienen algo en común:</w:t>
+      </w:r>
+    </w:p>
+    <w:p>
+      <w:r>
+        <w:rPr>
+          <w:b/>
+          <w:bCs/>
+        </w:rPr>
+        <w:t>dependemos de la naturaleza mucho más de lo que a veces pensamos.</w:t>
+      </w:r>
+    </w:p>
+    <w:p>
       <w:pPr>
         <w:rPr>
           <w:b/>
@@ -1519,34 +1542,6 @@
           <w:bCs/>
         </w:rPr>
         <w:t xml:space="preserve"> RESPIRO 2</w:t>
-      </w:r>
-    </w:p>
-    <w:p>
-      <w:r>
-        <w:rPr>
-          <w:b/>
-          <w:bCs/>
-        </w:rPr>
-        <w:t>Si te fijas, hemos hablado de agua, incendios, clima, animales, contaminación, mar...</w:t>
-      </w:r>
-    </w:p>
-    <w:p>
-      <w:r>
-        <w:t>Son problemas diferentes, pero todos tienen algo en común:</w:t>
-      </w:r>
-    </w:p>
-    <w:p>
-      <w:r>
-        <w:rPr>
-          <w:b/>
-          <w:bCs/>
-        </w:rPr>
-        <w:t>dependemos de la naturaleza mucho más de lo que a veces pensamos.</w:t>
-      </w:r>
-    </w:p>
-    <w:p>
-      <w:r>
-        <w:t>Y después de todo esto...</w:t>
       </w:r>
     </w:p>
     <w:p>
@@ -1819,6 +1814,15 @@
       </w:r>
     </w:p>
     <w:p>
+      <w:r>
+        <w:rPr>
+          <w:b/>
+          <w:bCs/>
+        </w:rPr>
+        <w:t>Y al final, la pregunta es muy sencilla.</w:t>
+      </w:r>
+    </w:p>
+    <w:p>
       <w:pPr>
         <w:rPr>
           <w:b/>
@@ -1839,15 +1843,6 @@
           <w:bCs/>
         </w:rPr>
         <w:t xml:space="preserve"> RESPIRO 3</w:t>
-      </w:r>
-    </w:p>
-    <w:p>
-      <w:r>
-        <w:rPr>
-          <w:b/>
-          <w:bCs/>
-        </w:rPr>
-        <w:t>Y al final, la pregunta es muy sencilla:</w:t>
       </w:r>
     </w:p>
     <w:p>

--- a/speechs/SPEECH WWF.docx
+++ b/speechs/SPEECH WWF.docx
@@ -1851,7 +1851,7 @@
           <w:b/>
           <w:bCs/>
         </w:rPr>
-        <w:t>¿Qué queremos dejarles?</w:t>
+        <w:t>«¿Qué queremos dejarles?»</w:t>
       </w:r>
     </w:p>
     <w:p>

--- a/speechs/SPEECH WWF.docx
+++ b/speechs/SPEECH WWF.docx
@@ -78,7 +78,16 @@
           <w:b/>
           <w:bCs/>
         </w:rPr>
-        <w:t>¿Hay algo que te preocupe especialmente de todo esto?</w:t>
+        <w:t xml:space="preserve">🔄 RESPIRO 1</w:t>
+      </w:r>
+    </w:p>
+    <w:p>
+      <w:r>
+        <w:rPr>
+          <w:b/>
+          <w:bCs/>
+        </w:rPr>
+        <w:t xml:space="preserve">«¿Hay algo que te preocupe especialmente de todo esto?»</w:t>
       </w:r>
     </w:p>
     <w:p>
@@ -87,7 +96,79 @@
           <w:i/>
           <w:iCs/>
         </w:rPr>
-        <w:t>(Escuchar.)</w:t>
+        <w:t xml:space="preserve">(Escuchar. La preocupación manda, no la palabra. Si no está claro: «¿qué es lo que más te preocupa de eso?»)</w:t>
+      </w:r>
+    </w:p>
+    <w:p>
+      <w:r>
+        <w:rPr>
+          <w:b/>
+          <w:bCs/>
+        </w:rPr>
+        <w:t xml:space="preserve">Si menciona agua:</w:t>
+      </w:r>
+      <w:r>
+        <w:t xml:space="preserve"> «Sí. Y además es algo que nos afecta a todos, porque dependemos del agua para vivir, producir alimentos y mantener nuestros ecosistemas.»</w:t>
+      </w:r>
+    </w:p>
+    <w:p>
+      <w:r>
+        <w:rPr>
+          <w:b/>
+          <w:bCs/>
+        </w:rPr>
+        <w:t xml:space="preserve">Si menciona calor o clima:</w:t>
+      </w:r>
+      <w:r>
+        <w:t xml:space="preserve"> «Sí. Y es algo que cada vez notamos más en nuestra vida cotidiana. Ya no hablamos solamente de un problema del futuro.»</w:t>
+      </w:r>
+    </w:p>
+    <w:p>
+      <w:r>
+        <w:rPr>
+          <w:b/>
+          <w:bCs/>
+        </w:rPr>
+        <w:t xml:space="preserve">Si menciona incendios:</w:t>
+      </w:r>
+      <w:r>
+        <w:t xml:space="preserve"> «Sí. Y además un incendio no afecta solamente al bosque: afecta al territorio, a la naturaleza y a las personas que viven en él.»</w:t>
+      </w:r>
+    </w:p>
+    <w:p>
+      <w:r>
+        <w:rPr>
+          <w:b/>
+          <w:bCs/>
+        </w:rPr>
+        <w:t xml:space="preserve">Si menciona contaminación:</w:t>
+      </w:r>
+      <w:r>
+        <w:t xml:space="preserve"> «Sí. Y ahí también influye mucho nuestra forma de producir, consumir y gestionar los recursos.»</w:t>
+      </w:r>
+    </w:p>
+    <w:p>
+      <w:r>
+        <w:rPr>
+          <w:b/>
+          <w:bCs/>
+        </w:rPr>
+        <w:t xml:space="preserve">Si menciona animales o naturaleza:</w:t>
+      </w:r>
+      <w:r>
+        <w:t xml:space="preserve"> «Sí. Y cuando una especie empieza a desaparecer, puede ser una señal de que algo no está funcionando bien en el ecosistema.»</w:t>
+      </w:r>
+    </w:p>
+    <w:p>
+      <w:r>
+        <w:rPr>
+          <w:b/>
+          <w:bCs/>
+        </w:rPr>
+        <w:t xml:space="preserve">Si responde «todo»:</w:t>
+      </w:r>
+      <w:r>
+        <w:t xml:space="preserve"> «Claro. Porque en realidad todas estas cosas están mucho más relacionadas de lo que parece.»</w:t>
       </w:r>
     </w:p>
     <w:p>
@@ -121,126 +202,6 @@
       </w:r>
     </w:p>
     <w:p>
-      <w:pPr>
-        <w:rPr>
-          <w:b/>
-          <w:bCs/>
-        </w:rPr>
-      </w:pPr>
-      <w:r>
-        <w:rPr>
-          <w:b/>
-          <w:bCs/>
-        </w:rPr>
-        <w:t>Si menciona agua</w:t>
-      </w:r>
-    </w:p>
-    <w:p>
-      <w:r>
-        <w:t>«Sí. Y además es algo que nos afecta a todos, porque dependemos del agua para vivir, producir alimentos y mantener nuestros ecosistemas.»</w:t>
-      </w:r>
-    </w:p>
-    <w:p>
-      <w:pPr>
-        <w:rPr>
-          <w:b/>
-          <w:bCs/>
-        </w:rPr>
-      </w:pPr>
-      <w:r>
-        <w:rPr>
-          <w:b/>
-          <w:bCs/>
-        </w:rPr>
-        <w:t>Si menciona calor o clima</w:t>
-      </w:r>
-    </w:p>
-    <w:p>
-      <w:r>
-        <w:t>«Sí. Y es algo que cada vez notamos más en nuestra vida cotidiana. Ya no hablamos solamente de un problema del futuro.»</w:t>
-      </w:r>
-    </w:p>
-    <w:p>
-      <w:pPr>
-        <w:rPr>
-          <w:b/>
-          <w:bCs/>
-        </w:rPr>
-      </w:pPr>
-      <w:r>
-        <w:rPr>
-          <w:b/>
-          <w:bCs/>
-        </w:rPr>
-        <w:t>Si menciona incendios</w:t>
-      </w:r>
-    </w:p>
-    <w:p>
-      <w:r>
-        <w:t>«Sí. Y además un incendio no afecta solamente al bosque: afecta al territorio, a la naturaleza y a las personas que viven en él.»</w:t>
-      </w:r>
-    </w:p>
-    <w:p>
-      <w:pPr>
-        <w:rPr>
-          <w:b/>
-          <w:bCs/>
-        </w:rPr>
-      </w:pPr>
-      <w:r>
-        <w:rPr>
-          <w:b/>
-          <w:bCs/>
-        </w:rPr>
-        <w:t>Si menciona contaminación</w:t>
-      </w:r>
-    </w:p>
-    <w:p>
-      <w:r>
-        <w:t>«Sí. Y ahí también influye mucho nuestra forma de producir, consumir y gestionar los recursos.»</w:t>
-      </w:r>
-    </w:p>
-    <w:p>
-      <w:pPr>
-        <w:rPr>
-          <w:b/>
-          <w:bCs/>
-        </w:rPr>
-      </w:pPr>
-      <w:r>
-        <w:rPr>
-          <w:b/>
-          <w:bCs/>
-        </w:rPr>
-        <w:t>Si menciona animales o naturaleza</w:t>
-      </w:r>
-    </w:p>
-    <w:p>
-      <w:r>
-        <w:t>«Sí. Y cuando una especie empieza a desaparecer, puede ser una señal de que algo no está funcionando bien en el ecosistema.»</w:t>
-      </w:r>
-    </w:p>
-    <w:p>
-      <w:pPr>
-        <w:rPr>
-          <w:b/>
-          <w:bCs/>
-        </w:rPr>
-      </w:pPr>
-      <w:r>
-        <w:rPr>
-          <w:b/>
-          <w:bCs/>
-        </w:rPr>
-        <w:t>Si responde «todo»</w:t>
-      </w:r>
-    </w:p>
-    <w:p>
-      <w:r>
-        <w:t>«Claro. Porque en realidad todas estas cosas están mucho más relacionadas de lo que parece.»</w:t>
-      </w:r>
-    </w:p>
-    <w:p>
       <w:r>
         <w:pict w14:anchorId="3908437D">
           <v:rect id="_x0000_i1026" style="width:0;height:1.5pt" o:hralign="center" o:hrstd="t" o:hr="t" fillcolor="#a0a0a0" stroked="f"/>
@@ -267,7 +228,7 @@
           <w:b/>
           <w:bCs/>
         </w:rPr>
-        <w:t xml:space="preserve"> RESPIRO 1</w:t>
+        <w:t xml:space="preserve"> RESPIRO 2</w:t>
       </w:r>
     </w:p>
     <w:p>
@@ -1541,7 +1502,7 @@
           <w:b/>
           <w:bCs/>
         </w:rPr>
-        <w:t xml:space="preserve"> RESPIRO 2</w:t>
+        <w:t xml:space="preserve"> RESPIRO 3</w:t>
       </w:r>
     </w:p>
     <w:p>
@@ -1842,7 +1803,7 @@
           <w:b/>
           <w:bCs/>
         </w:rPr>
-        <w:t xml:space="preserve"> RESPIRO 3</w:t>
+        <w:t xml:space="preserve"> RESPIRO 4</w:t>
       </w:r>
     </w:p>
     <w:p>

--- a/speechs/SPEECH WWF.docx
+++ b/speechs/SPEECH WWF.docx
@@ -2272,6 +2272,15 @@
       </w:r>
       <w:r>
         <w:t>.</w:t>
+      </w:r>
+    </w:p>
+    <w:p>
+      <w:r>
+        <w:rPr>
+          <w:b/>
+          <w:bCs/>
+        </w:rPr>
+        <w:t xml:space="preserve">Pero hace veinticinco años tampoco parecía que se pudiera salvar el lince.</w:t>
       </w:r>
     </w:p>
     <w:p>

--- a/speechs/SPEECH WWF.docx
+++ b/speechs/SPEECH WWF.docx
@@ -2285,7 +2285,7 @@
     </w:p>
     <w:p>
       <w:r>
-        <w:t xml:space="preserve">Pero sí podemos ayudar a que </w:t>
+        <w:t xml:space="preserve">Y sí podemos ayudar a que </w:t>
       </w:r>
       <w:r>
         <w:rPr>

--- a/speechs/SPEECH WWF.docx
+++ b/speechs/SPEECH WWF.docx
@@ -203,6 +203,930 @@
     </w:p>
     <w:p>
       <w:r>
+        <w:pict w14:anchorId="0D11E775">
+          <v:rect id="_x0000_i1028" style="width:0;height:1.5pt" o:hralign="center" o:hrstd="t" o:hr="t" fillcolor="#a0a0a0" stroked="f"/>
+        </w:pict>
+      </w:r>
+    </w:p>
+    <w:p>
+      <w:pPr>
+        <w:rPr>
+          <w:b/>
+          <w:bCs/>
+        </w:rPr>
+      </w:pPr>
+      <w:r>
+        <w:rPr>
+          <w:rFonts w:ascii="Segoe UI Emoji" w:hAnsi="Segoe UI Emoji" w:cs="Segoe UI Emoji"/>
+          <w:b/>
+          <w:bCs/>
+        </w:rPr>
+        <w:t>💧</w:t>
+      </w:r>
+      <w:r>
+        <w:rPr>
+          <w:b/>
+          <w:bCs/>
+        </w:rPr>
+        <w:t xml:space="preserve"> SI SU PREOCUPACIÓN ES EL AGUA</w:t>
+      </w:r>
+    </w:p>
+    <w:p>
+      <w:r>
+        <w:rPr>
+          <w:b/>
+          <w:bCs/>
+        </w:rPr>
+        <w:t>Todos dependemos del agua.</w:t>
+      </w:r>
+    </w:p>
+    <w:p>
+      <w:r>
+        <w:t>Y cuando hablamos de sequía o de acuíferos sobreexplotados, no hablamos únicamente de naturaleza.</w:t>
+      </w:r>
+    </w:p>
+    <w:p>
+      <w:r>
+        <w:rPr>
+          <w:b/>
+          <w:bCs/>
+        </w:rPr>
+        <w:t>Hablamos de algo que necesitamos para vivir, producir alimentos y mantener nuestros ecosistemas.</w:t>
+      </w:r>
+    </w:p>
+    <w:p>
+      <w:r>
+        <w:t xml:space="preserve">Uno de los lugares donde WWF lleva décadas trabajando es </w:t>
+      </w:r>
+      <w:r>
+        <w:rPr>
+          <w:b/>
+          <w:bCs/>
+        </w:rPr>
+        <w:t>Doñana</w:t>
+      </w:r>
+      <w:r>
+        <w:rPr>
+          <w:b/>
+          <w:bCs/>
+        </w:rPr>
+        <w:t>, el mayor humedal de Europa</w:t>
+      </w:r>
+      <w:r>
+        <w:t>.</w:t>
+      </w:r>
+    </w:p>
+    <w:p>
+      <w:r>
+        <w:t xml:space="preserve">Allí </w:t>
+      </w:r>
+      <w:r>
+        <w:rPr>
+          <w:b/>
+          <w:bCs/>
+        </w:rPr>
+        <w:t>estudia el estado del agua y del acuífero</w:t>
+      </w:r>
+      <w:r>
+        <w:t xml:space="preserve"> utilizando datos oficiales e información científica para documentar lo que está ocurriendo.</w:t>
+      </w:r>
+    </w:p>
+    <w:p>
+      <w:r>
+        <w:t>¿Y para qué sirve ese trabajo?</w:t>
+      </w:r>
+    </w:p>
+    <w:p>
+      <w:r>
+        <w:rPr>
+          <w:b/>
+          <w:bCs/>
+        </w:rPr>
+        <w:t xml:space="preserve">Para aportar evidencias, </w:t>
+      </w:r>
+      <w:r>
+        <w:rPr>
+          <w:b/>
+          <w:bCs/>
+        </w:rPr>
+        <w:t xml:space="preserve">documentar </w:t>
+      </w:r>
+      <w:r>
+        <w:rPr>
+          <w:b/>
+          <w:bCs/>
+        </w:rPr>
+        <w:t xml:space="preserve">los problemas y reclamar medidas </w:t>
+      </w:r>
+      <w:r>
+        <w:rPr>
+          <w:b/>
+          <w:bCs/>
+        </w:rPr>
+        <w:t>p</w:t>
+      </w:r>
+      <w:r>
+        <w:rPr>
+          <w:b/>
+          <w:bCs/>
+        </w:rPr>
+        <w:t>a</w:t>
+      </w:r>
+      <w:r>
+        <w:rPr>
+          <w:b/>
+          <w:bCs/>
+        </w:rPr>
+        <w:t>ra</w:t>
+      </w:r>
+      <w:r>
+        <w:rPr>
+          <w:b/>
+          <w:bCs/>
+        </w:rPr>
+        <w:t xml:space="preserve"> proteger el agua y Doñana.</w:t>
+      </w:r>
+    </w:p>
+    <w:p>
+      <w:r>
+        <w:t xml:space="preserve">Y no se trata solamente de proteger el agua: WWF también trabaja para promover </w:t>
+      </w:r>
+      <w:r>
+        <w:rPr>
+          <w:b/>
+          <w:bCs/>
+        </w:rPr>
+        <w:t>un uso más eficiente y sostenible del agua en la agricultura</w:t>
+      </w:r>
+      <w:r>
+        <w:t>, buscando compatibilizar el regadío con la conservación de ríos, acuíferos y humedales.</w:t>
+      </w:r>
+    </w:p>
+    <w:p>
+      <w:r>
+        <w:t>Porque hay una idea muy sencilla detrás:</w:t>
+      </w:r>
+    </w:p>
+    <w:p>
+      <w:pPr>
+        <w:rPr>
+          <w:b/>
+          <w:bCs/>
+        </w:rPr>
+      </w:pPr>
+      <w:r>
+        <w:rPr>
+          <w:b/>
+          <w:bCs/>
+        </w:rPr>
+        <w:t>si no sabemos exactamente qué está ocurriendo, es mucho más difícil conseguir que las cosas cambien.</w:t>
+      </w:r>
+    </w:p>
+    <w:p>
+      <w:pPr>
+        <w:rPr>
+          <w:b/>
+          <w:bCs/>
+        </w:rPr>
+      </w:pPr>
+    </w:p>
+    <w:p>
+      <w:pPr>
+        <w:rPr>
+          <w:b/>
+          <w:bCs/>
+        </w:rPr>
+      </w:pPr>
+    </w:p>
+    <w:p>
+      <w:r>
+        <w:lastRenderedPageBreak/>
+        <w:pict w14:anchorId="02E92D34">
+          <v:rect id="_x0000_i1029" style="width:0;height:1.5pt" o:hralign="center" o:hrstd="t" o:hr="t" fillcolor="#a0a0a0" stroked="f"/>
+        </w:pict>
+      </w:r>
+    </w:p>
+    <w:p>
+      <w:pPr>
+        <w:rPr>
+          <w:b/>
+          <w:bCs/>
+        </w:rPr>
+      </w:pPr>
+      <w:r>
+        <w:rPr>
+          <w:rFonts w:ascii="Segoe UI Emoji" w:hAnsi="Segoe UI Emoji" w:cs="Segoe UI Emoji"/>
+          <w:b/>
+          <w:bCs/>
+        </w:rPr>
+        <w:t>🔥</w:t>
+      </w:r>
+      <w:r>
+        <w:rPr>
+          <w:b/>
+          <w:bCs/>
+        </w:rPr>
+        <w:t xml:space="preserve"> SI SU PREOCUPACIÓN SON LOS INCENDIOS</w:t>
+      </w:r>
+    </w:p>
+    <w:p>
+      <w:r>
+        <w:rPr>
+          <w:b/>
+          <w:bCs/>
+        </w:rPr>
+        <w:t>Y los incendios son algo que este verano hemos vuelto a tener muy presente.</w:t>
+      </w:r>
+    </w:p>
+    <w:p>
+      <w:r>
+        <w:t xml:space="preserve">Hasta </w:t>
+      </w:r>
+      <w:r>
+        <w:rPr>
+          <w:b/>
+          <w:bCs/>
+        </w:rPr>
+        <w:t>mediados de agosto</w:t>
+      </w:r>
+      <w:r>
+        <w:t xml:space="preserve">, los incendios forestales habían afectado a más de </w:t>
+      </w:r>
+      <w:r>
+        <w:rPr>
+          <w:b/>
+          <w:bCs/>
+        </w:rPr>
+        <w:t>250.000 hectáreas en España</w:t>
+      </w:r>
+      <w:r>
+        <w:t>.</w:t>
+      </w:r>
+    </w:p>
+    <w:p>
+      <w:r>
+        <w:t xml:space="preserve">Y hemos visto incendios especialmente graves, como los de </w:t>
+      </w:r>
+      <w:r>
+        <w:rPr>
+          <w:b/>
+          <w:bCs/>
+        </w:rPr>
+        <w:t>Ávila, Guadalajara o Huelva</w:t>
+      </w:r>
+      <w:r>
+        <w:t xml:space="preserve">, con </w:t>
+      </w:r>
+      <w:r>
+        <w:rPr>
+          <w:b/>
+          <w:bCs/>
+        </w:rPr>
+        <w:t>decenas de miles de hectáreas afectadas</w:t>
+      </w:r>
+      <w:r>
+        <w:t>.</w:t>
+      </w:r>
+    </w:p>
+    <w:p>
+      <w:r>
+        <w:t>Pero detrás de esas cifras no hay solamente hectáreas.</w:t>
+      </w:r>
+    </w:p>
+    <w:p>
+      <w:r>
+        <w:t xml:space="preserve">Hay </w:t>
+      </w:r>
+      <w:r>
+        <w:rPr>
+          <w:b/>
+          <w:bCs/>
+        </w:rPr>
+        <w:t>bosques, animales, pueblos, personas y todo un territorio</w:t>
+      </w:r>
+      <w:r>
+        <w:t>.</w:t>
+      </w:r>
+    </w:p>
+    <w:p>
+      <w:r>
+        <w:t>Y aquí hay una idea que me parece muy importante:</w:t>
+      </w:r>
+    </w:p>
+    <w:p>
+      <w:r>
+        <w:rPr>
+          <w:b/>
+          <w:bCs/>
+        </w:rPr>
+        <w:t>los incendios se apagan en invierno.</w:t>
+      </w:r>
+    </w:p>
+    <w:p>
+      <w:r>
+        <w:t xml:space="preserve">No porque el fuego se apague en invierno, sino porque </w:t>
+      </w:r>
+      <w:r>
+        <w:rPr>
+          <w:b/>
+          <w:bCs/>
+        </w:rPr>
+        <w:t>la prevención empieza mucho antes de que llegue el verano</w:t>
+      </w:r>
+      <w:r>
+        <w:t>.</w:t>
+      </w:r>
+    </w:p>
+    <w:p>
+      <w:r>
+        <w:t xml:space="preserve">Por ejemplo, en </w:t>
+      </w:r>
+      <w:r>
+        <w:rPr>
+          <w:b/>
+          <w:bCs/>
+        </w:rPr>
+        <w:t>Yátova y Dos Aguas, en la Comunidad Valenciana</w:t>
+      </w:r>
+      <w:r>
+        <w:t xml:space="preserve">, WWF desarrolló un proyecto de </w:t>
+      </w:r>
+      <w:r>
+        <w:rPr>
+          <w:b/>
+          <w:bCs/>
+        </w:rPr>
+        <w:t>paisaje cortafuegos</w:t>
+      </w:r>
+      <w:r>
+        <w:t>, creando un paisaje en mosaico con bosques, pastos y cultivos para hacerlo más resistente al fuego y ayudar a reducir la propagación y severidad de futuros incendios.</w:t>
+      </w:r>
+    </w:p>
+    <w:p>
+      <w:r>
+        <w:t xml:space="preserve">Y WWF también trabaja para que </w:t>
+      </w:r>
+      <w:r>
+        <w:rPr>
+          <w:b/>
+          <w:bCs/>
+        </w:rPr>
+        <w:t>la prevención y la gestión de los bosques se mantengan durante todo el año</w:t>
+      </w:r>
+      <w:r>
+        <w:t>.</w:t>
+      </w:r>
+    </w:p>
+    <w:p>
+      <w:pPr>
+        <w:rPr>
+          <w:b/>
+          <w:bCs/>
+        </w:rPr>
+      </w:pPr>
+      <w:r>
+        <w:t>La idea es sencilla:</w:t>
+      </w:r>
+      <w:r>
+        <w:t xml:space="preserve"> </w:t>
+      </w:r>
+      <w:r>
+        <w:rPr>
+          <w:b/>
+          <w:bCs/>
+        </w:rPr>
+        <w:t>prevenir antes de tener que reparar.</w:t>
+      </w:r>
+    </w:p>
+    <w:p>
+      <w:r>
+        <w:pict w14:anchorId="1E828136">
+          <v:rect id="_x0000_i1037" style="width:0;height:1.5pt" o:hralign="center" o:hrstd="t" o:hr="t" fillcolor="#a0a0a0" stroked="f"/>
+        </w:pict>
+      </w:r>
+    </w:p>
+    <w:p>
+      <w:pPr>
+        <w:rPr>
+          <w:b/>
+          <w:bCs/>
+        </w:rPr>
+      </w:pPr>
+      <w:r>
+        <w:rPr>
+          <w:rFonts w:ascii="Segoe UI Emoji" w:hAnsi="Segoe UI Emoji" w:cs="Segoe UI Emoji"/>
+          <w:b/>
+          <w:bCs/>
+        </w:rPr>
+        <w:t>🌡️</w:t>
+      </w:r>
+      <w:r>
+        <w:rPr>
+          <w:b/>
+          <w:bCs/>
+        </w:rPr>
+        <w:t xml:space="preserve"> SI SU PREOCUPACIÓN ES EL CLIMA / EL CALOR</w:t>
+      </w:r>
+    </w:p>
+    <w:p>
+      <w:r>
+        <w:rPr>
+          <w:b/>
+          <w:bCs/>
+        </w:rPr>
+        <w:t>Y el calor es algo que este verano estamos viviendo de una forma muy directa.</w:t>
+      </w:r>
+    </w:p>
+    <w:p>
+      <w:r>
+        <w:t xml:space="preserve">De hecho, </w:t>
+      </w:r>
+      <w:r>
+        <w:rPr>
+          <w:b/>
+          <w:bCs/>
+        </w:rPr>
+        <w:t>julio de 2026 fue, empatado con 2022, el mes más cálido de toda la serie histórica en España y también el más seco.</w:t>
+      </w:r>
+      <w:r>
+        <w:t xml:space="preserve"> </w:t>
+      </w:r>
+    </w:p>
+    <w:p>
+      <w:r>
+        <w:t>Y esto no significa solamente pasar más calor.</w:t>
+      </w:r>
+    </w:p>
+    <w:p>
+      <w:r>
+        <w:t xml:space="preserve">También puede traducirse en </w:t>
+      </w:r>
+      <w:r>
+        <w:rPr>
+          <w:b/>
+          <w:bCs/>
+        </w:rPr>
+        <w:t>más sequías, olas de calor y otros fenómenos extremos</w:t>
+      </w:r>
+      <w:r>
+        <w:t>, con consecuencias para nuestra vida y para la naturaleza.</w:t>
+      </w:r>
+    </w:p>
+    <w:p>
+      <w:r>
+        <w:t>Pero ante el cambio climático no basta con adaptarnos a sus consecuencias.</w:t>
+      </w:r>
+    </w:p>
+    <w:p>
+      <w:r>
+        <w:rPr>
+          <w:b/>
+          <w:bCs/>
+        </w:rPr>
+        <w:t>También tenemos que actuar sobre sus causas.</w:t>
+      </w:r>
+    </w:p>
+    <w:p>
+      <w:r>
+        <w:t xml:space="preserve">Por eso WWF trabaja para impulsar una </w:t>
+      </w:r>
+      <w:r>
+        <w:rPr>
+          <w:b/>
+          <w:bCs/>
+        </w:rPr>
+        <w:t>transición energética más rápida y sostenible</w:t>
+      </w:r>
+      <w:r>
+        <w:t xml:space="preserve">, apostando por el ahorro, la eficiencia y las energías renovables, y defendiendo que ese desarrollo sea compatible con la naturaleza y con las personas. </w:t>
+      </w:r>
+    </w:p>
+    <w:p>
+      <w:r>
+        <w:t xml:space="preserve">Y al mismo tiempo, WWF trabaja para </w:t>
+      </w:r>
+      <w:r>
+        <w:rPr>
+          <w:b/>
+          <w:bCs/>
+        </w:rPr>
+        <w:t>hacer nuestros ecosistemas más capaces de afrontar los impactos que ya estamos viviendo</w:t>
+      </w:r>
+      <w:r>
+        <w:t>.</w:t>
+      </w:r>
+    </w:p>
+    <w:p>
+      <w:r>
+        <w:t xml:space="preserve">Por ejemplo, WWF participó en </w:t>
+      </w:r>
+      <w:proofErr w:type="spellStart"/>
+      <w:r>
+        <w:rPr>
+          <w:b/>
+          <w:bCs/>
+        </w:rPr>
+        <w:t>RestaurAlcúdia</w:t>
+      </w:r>
+      <w:proofErr w:type="spellEnd"/>
+      <w:r>
+        <w:t xml:space="preserve">, un proyecto de restauración de los humedales de la bahía de Alcúdia, en Mallorca, que creó nuevas zonas inundables y restauró estos ecosistemas para </w:t>
+      </w:r>
+      <w:r>
+        <w:rPr>
+          <w:b/>
+          <w:bCs/>
+        </w:rPr>
+        <w:t>reducir el riesgo de inundaciones y mejorar su adaptación al cambio climático</w:t>
+      </w:r>
+      <w:r>
+        <w:t xml:space="preserve">. </w:t>
+      </w:r>
+    </w:p>
+    <w:p>
+      <w:r>
+        <w:t>La idea es sencilla:</w:t>
+      </w:r>
+    </w:p>
+    <w:p>
+      <w:r>
+        <w:rPr>
+          <w:b/>
+          <w:bCs/>
+        </w:rPr>
+        <w:t>no solo tenemos que adaptarnos a los cambios que ya estamos viviendo; también tenemos que actuar para evitar que vayan a más.</w:t>
+      </w:r>
+    </w:p>
+    <w:p>
+      <w:pPr>
+        <w:rPr>
+          <w:rFonts w:ascii="Segoe UI Emoji" w:hAnsi="Segoe UI Emoji" w:cs="Segoe UI Emoji"/>
+          <w:b/>
+          <w:bCs/>
+        </w:rPr>
+      </w:pPr>
+      <w:r>
+        <w:lastRenderedPageBreak/>
+        <w:pict w14:anchorId="690D82BB">
+          <v:rect id="_x0000_i1038" style="width:0;height:1.5pt" o:hralign="center" o:hrstd="t" o:hr="t" fillcolor="#a0a0a0" stroked="f"/>
+        </w:pict>
+      </w:r>
+    </w:p>
+    <w:p>
+      <w:pPr>
+        <w:rPr>
+          <w:b/>
+          <w:bCs/>
+        </w:rPr>
+      </w:pPr>
+      <w:r>
+        <w:rPr>
+          <w:rFonts w:ascii="Segoe UI Emoji" w:hAnsi="Segoe UI Emoji" w:cs="Segoe UI Emoji"/>
+          <w:b/>
+          <w:bCs/>
+        </w:rPr>
+        <w:t>🧴</w:t>
+      </w:r>
+      <w:r>
+        <w:rPr>
+          <w:b/>
+          <w:bCs/>
+        </w:rPr>
+        <w:t xml:space="preserve"> SI SU PREOCUPACIÓN ES LA CONTAMINACIÓN</w:t>
+      </w:r>
+    </w:p>
+    <w:p>
+      <w:r>
+        <w:rPr>
+          <w:b/>
+          <w:bCs/>
+        </w:rPr>
+        <w:t>La contaminación no siempre se ve, pero sus efectos pueden llegar muy lejos.</w:t>
+      </w:r>
+    </w:p>
+    <w:p>
+      <w:r>
+        <w:t xml:space="preserve">Un ejemplo es el </w:t>
+      </w:r>
+      <w:r>
+        <w:rPr>
+          <w:b/>
+          <w:bCs/>
+        </w:rPr>
+        <w:t>Mar Menor</w:t>
+      </w:r>
+      <w:r>
+        <w:t xml:space="preserve">, donde WWF lleva años documentando el deterioro de la laguna y señalando el problema de la </w:t>
+      </w:r>
+      <w:r>
+        <w:rPr>
+          <w:b/>
+          <w:bCs/>
+        </w:rPr>
+        <w:t>contaminación por nutrientes</w:t>
+      </w:r>
+      <w:r>
+        <w:t>, vinculada entre otros factores a la actividad agrícola intensiva.</w:t>
+      </w:r>
+    </w:p>
+    <w:p>
+      <w:r>
+        <w:t xml:space="preserve">Por eso WWF trabaja para </w:t>
+      </w:r>
+      <w:r>
+        <w:rPr>
+          <w:b/>
+          <w:bCs/>
+        </w:rPr>
+        <w:t>conocer lo que está ocurriendo, señalar sus causas y reclamar cambios que ayuden a recuperar el ecosistema</w:t>
+      </w:r>
+      <w:r>
+        <w:t>.</w:t>
+      </w:r>
+    </w:p>
+    <w:p>
+      <w:r>
+        <w:t xml:space="preserve">Pero WWF también trabaja </w:t>
+      </w:r>
+      <w:r>
+        <w:rPr>
+          <w:b/>
+          <w:bCs/>
+        </w:rPr>
+        <w:t>sobre el terreno</w:t>
+      </w:r>
+      <w:r>
+        <w:t>.</w:t>
+      </w:r>
+    </w:p>
+    <w:p>
+      <w:r>
+        <w:t>Por ejemplo, e</w:t>
+      </w:r>
+      <w:r>
+        <w:t xml:space="preserve">n el entorno de </w:t>
+      </w:r>
+      <w:r>
+        <w:rPr>
+          <w:b/>
+          <w:bCs/>
+        </w:rPr>
+        <w:t>Doñana</w:t>
+      </w:r>
+      <w:r>
+        <w:t xml:space="preserve">, WWF organizó la </w:t>
+      </w:r>
+      <w:r>
+        <w:rPr>
+          <w:b/>
+          <w:bCs/>
+        </w:rPr>
+        <w:t>retirada de residuos y plásticos del arroyo Don Gil</w:t>
+      </w:r>
+      <w:r>
+        <w:t xml:space="preserve"> como parte de la restauración de su bosque de ribera. Allí se retiraron envases, mangueras, tubos y otros residuos agrícolas.</w:t>
+      </w:r>
+    </w:p>
+    <w:p>
+      <w:r>
+        <w:t>La idea es sencilla:</w:t>
+      </w:r>
+      <w:r>
+        <w:t xml:space="preserve"> </w:t>
+      </w:r>
+      <w:r>
+        <w:rPr>
+          <w:b/>
+          <w:bCs/>
+        </w:rPr>
+        <w:t>no basta con retirar la contaminación cuando ya está ahí; también tenemos que evitar que llegue a la naturaleza.</w:t>
+      </w:r>
+    </w:p>
+    <w:p>
+      <w:r>
+        <w:pict w14:anchorId="400B7DF9">
+          <v:rect id="_x0000_i1039" style="width:0;height:1.5pt" o:hralign="center" o:hrstd="t" o:hr="t" fillcolor="#a0a0a0" stroked="f"/>
+        </w:pict>
+      </w:r>
+    </w:p>
+    <w:p>
+      <w:pPr>
+        <w:rPr>
+          <w:b/>
+          <w:bCs/>
+        </w:rPr>
+      </w:pPr>
+      <w:r>
+        <w:rPr>
+          <w:rFonts w:ascii="Segoe UI Emoji" w:hAnsi="Segoe UI Emoji" w:cs="Segoe UI Emoji"/>
+          <w:b/>
+          <w:bCs/>
+        </w:rPr>
+        <w:t>🌊</w:t>
+      </w:r>
+      <w:r>
+        <w:rPr>
+          <w:b/>
+          <w:bCs/>
+        </w:rPr>
+        <w:t xml:space="preserve"> SI SU PREOCUPACIÓN ES EL MAR / LOS OCÉANOS / LA PESCA</w:t>
+      </w:r>
+    </w:p>
+    <w:p>
+      <w:r>
+        <w:rPr>
+          <w:b/>
+          <w:bCs/>
+        </w:rPr>
+        <w:t>El mar es mucho más que lo que vemos desde la costa.</w:t>
+      </w:r>
+    </w:p>
+    <w:p>
+      <w:r>
+        <w:t xml:space="preserve">Es </w:t>
+      </w:r>
+      <w:r>
+        <w:rPr>
+          <w:b/>
+          <w:bCs/>
+        </w:rPr>
+        <w:t>biodiversidad, alimento, trabajo y una parte fundamental de nuestro territorio</w:t>
+      </w:r>
+      <w:r>
+        <w:t>.</w:t>
+      </w:r>
+    </w:p>
+    <w:p>
+      <w:r>
+        <w:t xml:space="preserve">Por eso WWF lleva décadas trabajando para </w:t>
+      </w:r>
+      <w:r>
+        <w:rPr>
+          <w:b/>
+          <w:bCs/>
+        </w:rPr>
+        <w:t>proteger nuestros mares y conseguir que podamos seguir viviendo de ellos en el futuro</w:t>
+      </w:r>
+      <w:r>
+        <w:t>.</w:t>
+      </w:r>
+    </w:p>
+    <w:p>
+      <w:r>
+        <w:t xml:space="preserve">En </w:t>
+      </w:r>
+      <w:r>
+        <w:rPr>
+          <w:b/>
+          <w:bCs/>
+        </w:rPr>
+        <w:t>Canarias</w:t>
+      </w:r>
+      <w:r>
+        <w:t xml:space="preserve">, por ejemplo, WWF lleva más de 25 años trabajando en la conservación del </w:t>
+      </w:r>
+      <w:r>
+        <w:rPr>
+          <w:b/>
+          <w:bCs/>
+        </w:rPr>
+        <w:t>Archipiélago Chinijo</w:t>
+      </w:r>
+      <w:r>
+        <w:t xml:space="preserve">. En ese tiempo, unas </w:t>
+      </w:r>
+      <w:r>
+        <w:rPr>
+          <w:b/>
+          <w:bCs/>
+        </w:rPr>
+        <w:t>2.000 personas voluntarias han retirado alrededor de 30.000 kilos de plástico</w:t>
+      </w:r>
+      <w:r>
+        <w:t xml:space="preserve"> y han participado en distintas acciones de restauración y conservación. </w:t>
+      </w:r>
+      <w:r>
+        <w:t>Sus aguas albergan la mayor biodiversidad marina de Canarias.</w:t>
+      </w:r>
+    </w:p>
+    <w:p>
+      <w:r>
+        <w:t xml:space="preserve">Y en </w:t>
+      </w:r>
+      <w:r>
+        <w:rPr>
+          <w:b/>
+          <w:bCs/>
+        </w:rPr>
+        <w:t>El Hierro</w:t>
+      </w:r>
+      <w:r>
+        <w:t xml:space="preserve">, WWF también reclama la protección del </w:t>
+      </w:r>
+      <w:r>
+        <w:rPr>
+          <w:b/>
+          <w:bCs/>
+        </w:rPr>
+        <w:t>Mar de las Calmas</w:t>
+      </w:r>
+      <w:r>
+        <w:t xml:space="preserve"> para que se convierta en el </w:t>
+      </w:r>
+      <w:r>
+        <w:rPr>
+          <w:b/>
+          <w:bCs/>
+        </w:rPr>
+        <w:t>primer Parque Nacional exclusivamente marino de España</w:t>
+      </w:r>
+      <w:r>
+        <w:t>. La propuesta continúa su tramitación y el proyecto prevé proteger unas 24.800 hectáreas de mar.</w:t>
+      </w:r>
+    </w:p>
+    <w:p>
+      <w:r>
+        <w:t xml:space="preserve">En el </w:t>
+      </w:r>
+      <w:r>
+        <w:rPr>
+          <w:b/>
+          <w:bCs/>
+        </w:rPr>
+        <w:t>norte</w:t>
+      </w:r>
+      <w:r>
+        <w:t xml:space="preserve">, WWF apoyó la creación de </w:t>
+      </w:r>
+      <w:r>
+        <w:rPr>
+          <w:b/>
+          <w:bCs/>
+        </w:rPr>
+        <w:t xml:space="preserve">Os </w:t>
+      </w:r>
+      <w:proofErr w:type="spellStart"/>
+      <w:r>
+        <w:rPr>
+          <w:b/>
+          <w:bCs/>
+        </w:rPr>
+        <w:t>Miñarzos</w:t>
+      </w:r>
+      <w:proofErr w:type="spellEnd"/>
+      <w:r>
+        <w:rPr>
+          <w:b/>
+          <w:bCs/>
+        </w:rPr>
+        <w:t>, en la Costa da Morte gallega</w:t>
+      </w:r>
+      <w:r>
+        <w:t>, una reserva pesquera pionera que nació de la iniciativa de los propios pescadores y buscó compatibilizar la conservación con una pesca sostenible.</w:t>
+      </w:r>
+    </w:p>
+    <w:p>
+      <w:r>
+        <w:t xml:space="preserve">Y en el </w:t>
+      </w:r>
+      <w:r>
+        <w:rPr>
+          <w:b/>
+          <w:bCs/>
+        </w:rPr>
+        <w:t>Mediterráneo</w:t>
+      </w:r>
+      <w:r>
+        <w:t xml:space="preserve">, WWF impulsa reservas marinas de interés pesquero y comités de cogestión junto a administraciones y los sectores pesquero y científico. Un ejemplo es la </w:t>
+      </w:r>
+      <w:r>
+        <w:rPr>
+          <w:b/>
+          <w:bCs/>
+        </w:rPr>
+        <w:t>gamba roja de Palamós</w:t>
+      </w:r>
+      <w:r>
+        <w:t>, donde WWF destaca avances en la reducción del impacto sobre el fondo marino y en la recuperación de la población.</w:t>
+      </w:r>
+    </w:p>
+    <w:p>
+      <w:r>
+        <w:t>La idea es sencilla:</w:t>
+      </w:r>
+      <w:r>
+        <w:t xml:space="preserve"> </w:t>
+      </w:r>
+      <w:r>
+        <w:rPr>
+          <w:b/>
+          <w:bCs/>
+        </w:rPr>
+        <w:t>proteger el mar no significa dejar de vivir de él; significa conseguir que podamos seguir haciéndolo en el futuro.</w:t>
+      </w:r>
+    </w:p>
+    <w:p>
+      <w:r>
         <w:pict w14:anchorId="3908437D">
           <v:rect id="_x0000_i1026" style="width:0;height:1.5pt" o:hralign="center" o:hrstd="t" o:hr="t" fillcolor="#a0a0a0" stroked="f"/>
         </w:pict>
@@ -520,930 +1444,6 @@
           <w:vanish/>
         </w:rPr>
         <w:t/>
-      </w:r>
-    </w:p>
-    <w:p>
-      <w:r>
-        <w:pict w14:anchorId="0D11E775">
-          <v:rect id="_x0000_i1028" style="width:0;height:1.5pt" o:hralign="center" o:hrstd="t" o:hr="t" fillcolor="#a0a0a0" stroked="f"/>
-        </w:pict>
-      </w:r>
-    </w:p>
-    <w:p>
-      <w:pPr>
-        <w:rPr>
-          <w:b/>
-          <w:bCs/>
-        </w:rPr>
-      </w:pPr>
-      <w:r>
-        <w:rPr>
-          <w:rFonts w:ascii="Segoe UI Emoji" w:hAnsi="Segoe UI Emoji" w:cs="Segoe UI Emoji"/>
-          <w:b/>
-          <w:bCs/>
-        </w:rPr>
-        <w:t>💧</w:t>
-      </w:r>
-      <w:r>
-        <w:rPr>
-          <w:b/>
-          <w:bCs/>
-        </w:rPr>
-        <w:t xml:space="preserve"> SI SU PREOCUPACIÓN ES EL AGUA</w:t>
-      </w:r>
-    </w:p>
-    <w:p>
-      <w:r>
-        <w:rPr>
-          <w:b/>
-          <w:bCs/>
-        </w:rPr>
-        <w:t>Todos dependemos del agua.</w:t>
-      </w:r>
-    </w:p>
-    <w:p>
-      <w:r>
-        <w:t>Y cuando hablamos de sequía o de acuíferos sobreexplotados, no hablamos únicamente de naturaleza.</w:t>
-      </w:r>
-    </w:p>
-    <w:p>
-      <w:r>
-        <w:rPr>
-          <w:b/>
-          <w:bCs/>
-        </w:rPr>
-        <w:t>Hablamos de algo que necesitamos para vivir, producir alimentos y mantener nuestros ecosistemas.</w:t>
-      </w:r>
-    </w:p>
-    <w:p>
-      <w:r>
-        <w:t xml:space="preserve">Uno de los lugares donde WWF lleva décadas trabajando es </w:t>
-      </w:r>
-      <w:r>
-        <w:rPr>
-          <w:b/>
-          <w:bCs/>
-        </w:rPr>
-        <w:t>Doñana</w:t>
-      </w:r>
-      <w:r>
-        <w:rPr>
-          <w:b/>
-          <w:bCs/>
-        </w:rPr>
-        <w:t>, el mayor humedal de Europa</w:t>
-      </w:r>
-      <w:r>
-        <w:t>.</w:t>
-      </w:r>
-    </w:p>
-    <w:p>
-      <w:r>
-        <w:t xml:space="preserve">Allí </w:t>
-      </w:r>
-      <w:r>
-        <w:rPr>
-          <w:b/>
-          <w:bCs/>
-        </w:rPr>
-        <w:t>estudia el estado del agua y del acuífero</w:t>
-      </w:r>
-      <w:r>
-        <w:t xml:space="preserve"> utilizando datos oficiales e información científica para documentar lo que está ocurriendo.</w:t>
-      </w:r>
-    </w:p>
-    <w:p>
-      <w:r>
-        <w:t>¿Y para qué sirve ese trabajo?</w:t>
-      </w:r>
-    </w:p>
-    <w:p>
-      <w:r>
-        <w:rPr>
-          <w:b/>
-          <w:bCs/>
-        </w:rPr>
-        <w:t xml:space="preserve">Para aportar evidencias, </w:t>
-      </w:r>
-      <w:r>
-        <w:rPr>
-          <w:b/>
-          <w:bCs/>
-        </w:rPr>
-        <w:t xml:space="preserve">documentar </w:t>
-      </w:r>
-      <w:r>
-        <w:rPr>
-          <w:b/>
-          <w:bCs/>
-        </w:rPr>
-        <w:t xml:space="preserve">los problemas y reclamar medidas </w:t>
-      </w:r>
-      <w:r>
-        <w:rPr>
-          <w:b/>
-          <w:bCs/>
-        </w:rPr>
-        <w:t>p</w:t>
-      </w:r>
-      <w:r>
-        <w:rPr>
-          <w:b/>
-          <w:bCs/>
-        </w:rPr>
-        <w:t>a</w:t>
-      </w:r>
-      <w:r>
-        <w:rPr>
-          <w:b/>
-          <w:bCs/>
-        </w:rPr>
-        <w:t>ra</w:t>
-      </w:r>
-      <w:r>
-        <w:rPr>
-          <w:b/>
-          <w:bCs/>
-        </w:rPr>
-        <w:t xml:space="preserve"> proteger el agua y Doñana.</w:t>
-      </w:r>
-    </w:p>
-    <w:p>
-      <w:r>
-        <w:t xml:space="preserve">Y no se trata solamente de proteger el agua: WWF también trabaja para promover </w:t>
-      </w:r>
-      <w:r>
-        <w:rPr>
-          <w:b/>
-          <w:bCs/>
-        </w:rPr>
-        <w:t>un uso más eficiente y sostenible del agua en la agricultura</w:t>
-      </w:r>
-      <w:r>
-        <w:t>, buscando compatibilizar el regadío con la conservación de ríos, acuíferos y humedales.</w:t>
-      </w:r>
-    </w:p>
-    <w:p>
-      <w:r>
-        <w:t>Porque hay una idea muy sencilla detrás:</w:t>
-      </w:r>
-    </w:p>
-    <w:p>
-      <w:pPr>
-        <w:rPr>
-          <w:b/>
-          <w:bCs/>
-        </w:rPr>
-      </w:pPr>
-      <w:r>
-        <w:rPr>
-          <w:b/>
-          <w:bCs/>
-        </w:rPr>
-        <w:t>si no sabemos exactamente qué está ocurriendo, es mucho más difícil conseguir que las cosas cambien.</w:t>
-      </w:r>
-    </w:p>
-    <w:p>
-      <w:pPr>
-        <w:rPr>
-          <w:b/>
-          <w:bCs/>
-        </w:rPr>
-      </w:pPr>
-    </w:p>
-    <w:p>
-      <w:pPr>
-        <w:rPr>
-          <w:b/>
-          <w:bCs/>
-        </w:rPr>
-      </w:pPr>
-    </w:p>
-    <w:p>
-      <w:r>
-        <w:lastRenderedPageBreak/>
-        <w:pict w14:anchorId="02E92D34">
-          <v:rect id="_x0000_i1029" style="width:0;height:1.5pt" o:hralign="center" o:hrstd="t" o:hr="t" fillcolor="#a0a0a0" stroked="f"/>
-        </w:pict>
-      </w:r>
-    </w:p>
-    <w:p>
-      <w:pPr>
-        <w:rPr>
-          <w:b/>
-          <w:bCs/>
-        </w:rPr>
-      </w:pPr>
-      <w:r>
-        <w:rPr>
-          <w:rFonts w:ascii="Segoe UI Emoji" w:hAnsi="Segoe UI Emoji" w:cs="Segoe UI Emoji"/>
-          <w:b/>
-          <w:bCs/>
-        </w:rPr>
-        <w:t>🔥</w:t>
-      </w:r>
-      <w:r>
-        <w:rPr>
-          <w:b/>
-          <w:bCs/>
-        </w:rPr>
-        <w:t xml:space="preserve"> SI SU PREOCUPACIÓN SON LOS INCENDIOS</w:t>
-      </w:r>
-    </w:p>
-    <w:p>
-      <w:r>
-        <w:rPr>
-          <w:b/>
-          <w:bCs/>
-        </w:rPr>
-        <w:t>Y los incendios son algo que este verano hemos vuelto a tener muy presente.</w:t>
-      </w:r>
-    </w:p>
-    <w:p>
-      <w:r>
-        <w:t xml:space="preserve">Hasta </w:t>
-      </w:r>
-      <w:r>
-        <w:rPr>
-          <w:b/>
-          <w:bCs/>
-        </w:rPr>
-        <w:t>mediados de agosto</w:t>
-      </w:r>
-      <w:r>
-        <w:t xml:space="preserve">, los incendios forestales habían afectado a más de </w:t>
-      </w:r>
-      <w:r>
-        <w:rPr>
-          <w:b/>
-          <w:bCs/>
-        </w:rPr>
-        <w:t>250.000 hectáreas en España</w:t>
-      </w:r>
-      <w:r>
-        <w:t>.</w:t>
-      </w:r>
-    </w:p>
-    <w:p>
-      <w:r>
-        <w:t xml:space="preserve">Y hemos visto incendios especialmente graves, como los de </w:t>
-      </w:r>
-      <w:r>
-        <w:rPr>
-          <w:b/>
-          <w:bCs/>
-        </w:rPr>
-        <w:t>Ávila, Guadalajara o Huelva</w:t>
-      </w:r>
-      <w:r>
-        <w:t xml:space="preserve">, con </w:t>
-      </w:r>
-      <w:r>
-        <w:rPr>
-          <w:b/>
-          <w:bCs/>
-        </w:rPr>
-        <w:t>decenas de miles de hectáreas afectadas</w:t>
-      </w:r>
-      <w:r>
-        <w:t>.</w:t>
-      </w:r>
-    </w:p>
-    <w:p>
-      <w:r>
-        <w:t>Pero detrás de esas cifras no hay solamente hectáreas.</w:t>
-      </w:r>
-    </w:p>
-    <w:p>
-      <w:r>
-        <w:t xml:space="preserve">Hay </w:t>
-      </w:r>
-      <w:r>
-        <w:rPr>
-          <w:b/>
-          <w:bCs/>
-        </w:rPr>
-        <w:t>bosques, animales, pueblos, personas y todo un territorio</w:t>
-      </w:r>
-      <w:r>
-        <w:t>.</w:t>
-      </w:r>
-    </w:p>
-    <w:p>
-      <w:r>
-        <w:t>Y aquí hay una idea que me parece muy importante:</w:t>
-      </w:r>
-    </w:p>
-    <w:p>
-      <w:r>
-        <w:rPr>
-          <w:b/>
-          <w:bCs/>
-        </w:rPr>
-        <w:t>los incendios se apagan en invierno.</w:t>
-      </w:r>
-    </w:p>
-    <w:p>
-      <w:r>
-        <w:t xml:space="preserve">No porque el fuego se apague en invierno, sino porque </w:t>
-      </w:r>
-      <w:r>
-        <w:rPr>
-          <w:b/>
-          <w:bCs/>
-        </w:rPr>
-        <w:t>la prevención empieza mucho antes de que llegue el verano</w:t>
-      </w:r>
-      <w:r>
-        <w:t>.</w:t>
-      </w:r>
-    </w:p>
-    <w:p>
-      <w:r>
-        <w:t xml:space="preserve">Por ejemplo, en </w:t>
-      </w:r>
-      <w:r>
-        <w:rPr>
-          <w:b/>
-          <w:bCs/>
-        </w:rPr>
-        <w:t>Yátova y Dos Aguas, en la Comunidad Valenciana</w:t>
-      </w:r>
-      <w:r>
-        <w:t xml:space="preserve">, WWF desarrolló un proyecto de </w:t>
-      </w:r>
-      <w:r>
-        <w:rPr>
-          <w:b/>
-          <w:bCs/>
-        </w:rPr>
-        <w:t>paisaje cortafuegos</w:t>
-      </w:r>
-      <w:r>
-        <w:t>, creando un paisaje en mosaico con bosques, pastos y cultivos para hacerlo más resistente al fuego y ayudar a reducir la propagación y severidad de futuros incendios.</w:t>
-      </w:r>
-    </w:p>
-    <w:p>
-      <w:r>
-        <w:t xml:space="preserve">Y WWF también trabaja para que </w:t>
-      </w:r>
-      <w:r>
-        <w:rPr>
-          <w:b/>
-          <w:bCs/>
-        </w:rPr>
-        <w:t>la prevención y la gestión de los bosques se mantengan durante todo el año</w:t>
-      </w:r>
-      <w:r>
-        <w:t>.</w:t>
-      </w:r>
-    </w:p>
-    <w:p>
-      <w:pPr>
-        <w:rPr>
-          <w:b/>
-          <w:bCs/>
-        </w:rPr>
-      </w:pPr>
-      <w:r>
-        <w:t>La idea es sencilla:</w:t>
-      </w:r>
-      <w:r>
-        <w:t xml:space="preserve"> </w:t>
-      </w:r>
-      <w:r>
-        <w:rPr>
-          <w:b/>
-          <w:bCs/>
-        </w:rPr>
-        <w:t>prevenir antes de tener que reparar.</w:t>
-      </w:r>
-    </w:p>
-    <w:p>
-      <w:r>
-        <w:pict w14:anchorId="1E828136">
-          <v:rect id="_x0000_i1037" style="width:0;height:1.5pt" o:hralign="center" o:hrstd="t" o:hr="t" fillcolor="#a0a0a0" stroked="f"/>
-        </w:pict>
-      </w:r>
-    </w:p>
-    <w:p>
-      <w:pPr>
-        <w:rPr>
-          <w:b/>
-          <w:bCs/>
-        </w:rPr>
-      </w:pPr>
-      <w:r>
-        <w:rPr>
-          <w:rFonts w:ascii="Segoe UI Emoji" w:hAnsi="Segoe UI Emoji" w:cs="Segoe UI Emoji"/>
-          <w:b/>
-          <w:bCs/>
-        </w:rPr>
-        <w:t>🌡️</w:t>
-      </w:r>
-      <w:r>
-        <w:rPr>
-          <w:b/>
-          <w:bCs/>
-        </w:rPr>
-        <w:t xml:space="preserve"> SI SU PREOCUPACIÓN ES EL CLIMA / EL CALOR</w:t>
-      </w:r>
-    </w:p>
-    <w:p>
-      <w:r>
-        <w:rPr>
-          <w:b/>
-          <w:bCs/>
-        </w:rPr>
-        <w:t>Y el calor es algo que este verano estamos viviendo de una forma muy directa.</w:t>
-      </w:r>
-    </w:p>
-    <w:p>
-      <w:r>
-        <w:t xml:space="preserve">De hecho, </w:t>
-      </w:r>
-      <w:r>
-        <w:rPr>
-          <w:b/>
-          <w:bCs/>
-        </w:rPr>
-        <w:t>julio de 2026 fue, empatado con 2022, el mes más cálido de toda la serie histórica en España y también el más seco.</w:t>
-      </w:r>
-      <w:r>
-        <w:t xml:space="preserve"> </w:t>
-      </w:r>
-    </w:p>
-    <w:p>
-      <w:r>
-        <w:t>Y esto no significa solamente pasar más calor.</w:t>
-      </w:r>
-    </w:p>
-    <w:p>
-      <w:r>
-        <w:t xml:space="preserve">También puede traducirse en </w:t>
-      </w:r>
-      <w:r>
-        <w:rPr>
-          <w:b/>
-          <w:bCs/>
-        </w:rPr>
-        <w:t>más sequías, olas de calor y otros fenómenos extremos</w:t>
-      </w:r>
-      <w:r>
-        <w:t>, con consecuencias para nuestra vida y para la naturaleza.</w:t>
-      </w:r>
-    </w:p>
-    <w:p>
-      <w:r>
-        <w:t>Pero ante el cambio climático no basta con adaptarnos a sus consecuencias.</w:t>
-      </w:r>
-    </w:p>
-    <w:p>
-      <w:r>
-        <w:rPr>
-          <w:b/>
-          <w:bCs/>
-        </w:rPr>
-        <w:t>También tenemos que actuar sobre sus causas.</w:t>
-      </w:r>
-    </w:p>
-    <w:p>
-      <w:r>
-        <w:t xml:space="preserve">Por eso WWF trabaja para impulsar una </w:t>
-      </w:r>
-      <w:r>
-        <w:rPr>
-          <w:b/>
-          <w:bCs/>
-        </w:rPr>
-        <w:t>transición energética más rápida y sostenible</w:t>
-      </w:r>
-      <w:r>
-        <w:t xml:space="preserve">, apostando por el ahorro, la eficiencia y las energías renovables, y defendiendo que ese desarrollo sea compatible con la naturaleza y con las personas. </w:t>
-      </w:r>
-    </w:p>
-    <w:p>
-      <w:r>
-        <w:t xml:space="preserve">Y al mismo tiempo, WWF trabaja para </w:t>
-      </w:r>
-      <w:r>
-        <w:rPr>
-          <w:b/>
-          <w:bCs/>
-        </w:rPr>
-        <w:t>hacer nuestros ecosistemas más capaces de afrontar los impactos que ya estamos viviendo</w:t>
-      </w:r>
-      <w:r>
-        <w:t>.</w:t>
-      </w:r>
-    </w:p>
-    <w:p>
-      <w:r>
-        <w:t xml:space="preserve">Por ejemplo, WWF participó en </w:t>
-      </w:r>
-      <w:proofErr w:type="spellStart"/>
-      <w:r>
-        <w:rPr>
-          <w:b/>
-          <w:bCs/>
-        </w:rPr>
-        <w:t>RestaurAlcúdia</w:t>
-      </w:r>
-      <w:proofErr w:type="spellEnd"/>
-      <w:r>
-        <w:t xml:space="preserve">, un proyecto de restauración de los humedales de la bahía de Alcúdia, en Mallorca, que creó nuevas zonas inundables y restauró estos ecosistemas para </w:t>
-      </w:r>
-      <w:r>
-        <w:rPr>
-          <w:b/>
-          <w:bCs/>
-        </w:rPr>
-        <w:t>reducir el riesgo de inundaciones y mejorar su adaptación al cambio climático</w:t>
-      </w:r>
-      <w:r>
-        <w:t xml:space="preserve">. </w:t>
-      </w:r>
-    </w:p>
-    <w:p>
-      <w:r>
-        <w:t>La idea es sencilla:</w:t>
-      </w:r>
-    </w:p>
-    <w:p>
-      <w:r>
-        <w:rPr>
-          <w:b/>
-          <w:bCs/>
-        </w:rPr>
-        <w:t>no solo tenemos que adaptarnos a los cambios que ya estamos viviendo; también tenemos que actuar para evitar que vayan a más.</w:t>
-      </w:r>
-    </w:p>
-    <w:p>
-      <w:pPr>
-        <w:rPr>
-          <w:rFonts w:ascii="Segoe UI Emoji" w:hAnsi="Segoe UI Emoji" w:cs="Segoe UI Emoji"/>
-          <w:b/>
-          <w:bCs/>
-        </w:rPr>
-      </w:pPr>
-      <w:r>
-        <w:lastRenderedPageBreak/>
-        <w:pict w14:anchorId="690D82BB">
-          <v:rect id="_x0000_i1038" style="width:0;height:1.5pt" o:hralign="center" o:hrstd="t" o:hr="t" fillcolor="#a0a0a0" stroked="f"/>
-        </w:pict>
-      </w:r>
-    </w:p>
-    <w:p>
-      <w:pPr>
-        <w:rPr>
-          <w:b/>
-          <w:bCs/>
-        </w:rPr>
-      </w:pPr>
-      <w:r>
-        <w:rPr>
-          <w:rFonts w:ascii="Segoe UI Emoji" w:hAnsi="Segoe UI Emoji" w:cs="Segoe UI Emoji"/>
-          <w:b/>
-          <w:bCs/>
-        </w:rPr>
-        <w:t>🧴</w:t>
-      </w:r>
-      <w:r>
-        <w:rPr>
-          <w:b/>
-          <w:bCs/>
-        </w:rPr>
-        <w:t xml:space="preserve"> SI SU PREOCUPACIÓN ES LA CONTAMINACIÓN</w:t>
-      </w:r>
-    </w:p>
-    <w:p>
-      <w:r>
-        <w:rPr>
-          <w:b/>
-          <w:bCs/>
-        </w:rPr>
-        <w:t>La contaminación no siempre se ve, pero sus efectos pueden llegar muy lejos.</w:t>
-      </w:r>
-    </w:p>
-    <w:p>
-      <w:r>
-        <w:t xml:space="preserve">Un ejemplo es el </w:t>
-      </w:r>
-      <w:r>
-        <w:rPr>
-          <w:b/>
-          <w:bCs/>
-        </w:rPr>
-        <w:t>Mar Menor</w:t>
-      </w:r>
-      <w:r>
-        <w:t xml:space="preserve">, donde WWF lleva años documentando el deterioro de la laguna y señalando el problema de la </w:t>
-      </w:r>
-      <w:r>
-        <w:rPr>
-          <w:b/>
-          <w:bCs/>
-        </w:rPr>
-        <w:t>contaminación por nutrientes</w:t>
-      </w:r>
-      <w:r>
-        <w:t>, vinculada entre otros factores a la actividad agrícola intensiva.</w:t>
-      </w:r>
-    </w:p>
-    <w:p>
-      <w:r>
-        <w:t xml:space="preserve">Por eso WWF trabaja para </w:t>
-      </w:r>
-      <w:r>
-        <w:rPr>
-          <w:b/>
-          <w:bCs/>
-        </w:rPr>
-        <w:t>conocer lo que está ocurriendo, señalar sus causas y reclamar cambios que ayuden a recuperar el ecosistema</w:t>
-      </w:r>
-      <w:r>
-        <w:t>.</w:t>
-      </w:r>
-    </w:p>
-    <w:p>
-      <w:r>
-        <w:t xml:space="preserve">Pero WWF también trabaja </w:t>
-      </w:r>
-      <w:r>
-        <w:rPr>
-          <w:b/>
-          <w:bCs/>
-        </w:rPr>
-        <w:t>sobre el terreno</w:t>
-      </w:r>
-      <w:r>
-        <w:t>.</w:t>
-      </w:r>
-    </w:p>
-    <w:p>
-      <w:r>
-        <w:t>Por ejemplo, e</w:t>
-      </w:r>
-      <w:r>
-        <w:t xml:space="preserve">n el entorno de </w:t>
-      </w:r>
-      <w:r>
-        <w:rPr>
-          <w:b/>
-          <w:bCs/>
-        </w:rPr>
-        <w:t>Doñana</w:t>
-      </w:r>
-      <w:r>
-        <w:t xml:space="preserve">, WWF organizó la </w:t>
-      </w:r>
-      <w:r>
-        <w:rPr>
-          <w:b/>
-          <w:bCs/>
-        </w:rPr>
-        <w:t>retirada de residuos y plásticos del arroyo Don Gil</w:t>
-      </w:r>
-      <w:r>
-        <w:t xml:space="preserve"> como parte de la restauración de su bosque de ribera. Allí se retiraron envases, mangueras, tubos y otros residuos agrícolas.</w:t>
-      </w:r>
-    </w:p>
-    <w:p>
-      <w:r>
-        <w:t>La idea es sencilla:</w:t>
-      </w:r>
-      <w:r>
-        <w:t xml:space="preserve"> </w:t>
-      </w:r>
-      <w:r>
-        <w:rPr>
-          <w:b/>
-          <w:bCs/>
-        </w:rPr>
-        <w:t>no basta con retirar la contaminación cuando ya está ahí; también tenemos que evitar que llegue a la naturaleza.</w:t>
-      </w:r>
-    </w:p>
-    <w:p>
-      <w:r>
-        <w:pict w14:anchorId="400B7DF9">
-          <v:rect id="_x0000_i1039" style="width:0;height:1.5pt" o:hralign="center" o:hrstd="t" o:hr="t" fillcolor="#a0a0a0" stroked="f"/>
-        </w:pict>
-      </w:r>
-    </w:p>
-    <w:p>
-      <w:pPr>
-        <w:rPr>
-          <w:b/>
-          <w:bCs/>
-        </w:rPr>
-      </w:pPr>
-      <w:r>
-        <w:rPr>
-          <w:rFonts w:ascii="Segoe UI Emoji" w:hAnsi="Segoe UI Emoji" w:cs="Segoe UI Emoji"/>
-          <w:b/>
-          <w:bCs/>
-        </w:rPr>
-        <w:t>🌊</w:t>
-      </w:r>
-      <w:r>
-        <w:rPr>
-          <w:b/>
-          <w:bCs/>
-        </w:rPr>
-        <w:t xml:space="preserve"> SI SU PREOCUPACIÓN ES EL MAR / LOS OCÉANOS / LA PESCA</w:t>
-      </w:r>
-    </w:p>
-    <w:p>
-      <w:r>
-        <w:rPr>
-          <w:b/>
-          <w:bCs/>
-        </w:rPr>
-        <w:t>El mar es mucho más que lo que vemos desde la costa.</w:t>
-      </w:r>
-    </w:p>
-    <w:p>
-      <w:r>
-        <w:t xml:space="preserve">Es </w:t>
-      </w:r>
-      <w:r>
-        <w:rPr>
-          <w:b/>
-          <w:bCs/>
-        </w:rPr>
-        <w:t>biodiversidad, alimento, trabajo y una parte fundamental de nuestro territorio</w:t>
-      </w:r>
-      <w:r>
-        <w:t>.</w:t>
-      </w:r>
-    </w:p>
-    <w:p>
-      <w:r>
-        <w:t xml:space="preserve">Por eso WWF lleva décadas trabajando para </w:t>
-      </w:r>
-      <w:r>
-        <w:rPr>
-          <w:b/>
-          <w:bCs/>
-        </w:rPr>
-        <w:t>proteger nuestros mares y conseguir que podamos seguir viviendo de ellos en el futuro</w:t>
-      </w:r>
-      <w:r>
-        <w:t>.</w:t>
-      </w:r>
-    </w:p>
-    <w:p>
-      <w:r>
-        <w:t xml:space="preserve">En </w:t>
-      </w:r>
-      <w:r>
-        <w:rPr>
-          <w:b/>
-          <w:bCs/>
-        </w:rPr>
-        <w:t>Canarias</w:t>
-      </w:r>
-      <w:r>
-        <w:t xml:space="preserve">, por ejemplo, WWF lleva más de 25 años trabajando en la conservación del </w:t>
-      </w:r>
-      <w:r>
-        <w:rPr>
-          <w:b/>
-          <w:bCs/>
-        </w:rPr>
-        <w:t>Archipiélago Chinijo</w:t>
-      </w:r>
-      <w:r>
-        <w:t xml:space="preserve">. En ese tiempo, unas </w:t>
-      </w:r>
-      <w:r>
-        <w:rPr>
-          <w:b/>
-          <w:bCs/>
-        </w:rPr>
-        <w:t>2.000 personas voluntarias han retirado alrededor de 30.000 kilos de plástico</w:t>
-      </w:r>
-      <w:r>
-        <w:t xml:space="preserve"> y han participado en distintas acciones de restauración y conservación. </w:t>
-      </w:r>
-      <w:r>
-        <w:t>Sus aguas albergan la mayor biodiversidad marina de Canarias.</w:t>
-      </w:r>
-    </w:p>
-    <w:p>
-      <w:r>
-        <w:t xml:space="preserve">Y en </w:t>
-      </w:r>
-      <w:r>
-        <w:rPr>
-          <w:b/>
-          <w:bCs/>
-        </w:rPr>
-        <w:t>El Hierro</w:t>
-      </w:r>
-      <w:r>
-        <w:t xml:space="preserve">, WWF también reclama la protección del </w:t>
-      </w:r>
-      <w:r>
-        <w:rPr>
-          <w:b/>
-          <w:bCs/>
-        </w:rPr>
-        <w:t>Mar de las Calmas</w:t>
-      </w:r>
-      <w:r>
-        <w:t xml:space="preserve"> para que se convierta en el </w:t>
-      </w:r>
-      <w:r>
-        <w:rPr>
-          <w:b/>
-          <w:bCs/>
-        </w:rPr>
-        <w:t>primer Parque Nacional exclusivamente marino de España</w:t>
-      </w:r>
-      <w:r>
-        <w:t>. La propuesta continúa su tramitación y el proyecto prevé proteger unas 24.800 hectáreas de mar.</w:t>
-      </w:r>
-    </w:p>
-    <w:p>
-      <w:r>
-        <w:t xml:space="preserve">En el </w:t>
-      </w:r>
-      <w:r>
-        <w:rPr>
-          <w:b/>
-          <w:bCs/>
-        </w:rPr>
-        <w:t>norte</w:t>
-      </w:r>
-      <w:r>
-        <w:t xml:space="preserve">, WWF apoyó la creación de </w:t>
-      </w:r>
-      <w:r>
-        <w:rPr>
-          <w:b/>
-          <w:bCs/>
-        </w:rPr>
-        <w:t xml:space="preserve">Os </w:t>
-      </w:r>
-      <w:proofErr w:type="spellStart"/>
-      <w:r>
-        <w:rPr>
-          <w:b/>
-          <w:bCs/>
-        </w:rPr>
-        <w:t>Miñarzos</w:t>
-      </w:r>
-      <w:proofErr w:type="spellEnd"/>
-      <w:r>
-        <w:rPr>
-          <w:b/>
-          <w:bCs/>
-        </w:rPr>
-        <w:t>, en la Costa da Morte gallega</w:t>
-      </w:r>
-      <w:r>
-        <w:t>, una reserva pesquera pionera que nació de la iniciativa de los propios pescadores y buscó compatibilizar la conservación con una pesca sostenible.</w:t>
-      </w:r>
-    </w:p>
-    <w:p>
-      <w:r>
-        <w:t xml:space="preserve">Y en el </w:t>
-      </w:r>
-      <w:r>
-        <w:rPr>
-          <w:b/>
-          <w:bCs/>
-        </w:rPr>
-        <w:t>Mediterráneo</w:t>
-      </w:r>
-      <w:r>
-        <w:t xml:space="preserve">, WWF impulsa reservas marinas de interés pesquero y comités de cogestión junto a administraciones y los sectores pesquero y científico. Un ejemplo es la </w:t>
-      </w:r>
-      <w:r>
-        <w:rPr>
-          <w:b/>
-          <w:bCs/>
-        </w:rPr>
-        <w:t>gamba roja de Palamós</w:t>
-      </w:r>
-      <w:r>
-        <w:t>, donde WWF destaca avances en la reducción del impacto sobre el fondo marino y en la recuperación de la población.</w:t>
-      </w:r>
-    </w:p>
-    <w:p>
-      <w:r>
-        <w:t>La idea es sencilla:</w:t>
-      </w:r>
-      <w:r>
-        <w:t xml:space="preserve"> </w:t>
-      </w:r>
-      <w:r>
-        <w:rPr>
-          <w:b/>
-          <w:bCs/>
-        </w:rPr>
-        <w:t>proteger el mar no significa dejar de vivir de él; significa conseguir que podamos seguir haciéndolo en el futuro.</w:t>
       </w:r>
     </w:p>
     <w:p/>
@@ -1465,7 +1465,7 @@
           <w:b/>
           <w:bCs/>
         </w:rPr>
-        <w:t>Si te fijas, hemos hablado de agua, incendios, clima, animales, contaminación, mar...</w:t>
+        <w:t>Te he contado solo una de esas preocupaciones. Con las demás pasa exactamente lo mismo.</w:t>
       </w:r>
     </w:p>
     <w:p>

--- a/speechs/SPEECH WWF.docx
+++ b/speechs/SPEECH WWF.docx
@@ -102,73 +102,10 @@
     <w:p>
       <w:r>
         <w:rPr>
-          <w:b/>
-          <w:bCs/>
-        </w:rPr>
-        <w:t xml:space="preserve">Si menciona agua:</w:t>
-      </w:r>
-      <w:r>
-        <w:t xml:space="preserve"> «Sí. Y además es algo que nos afecta a todos, porque dependemos del agua para vivir, producir alimentos y mantener nuestros ecosistemas.»</w:t>
-      </w:r>
-    </w:p>
-    <w:p>
-      <w:r>
-        <w:rPr>
-          <w:b/>
-          <w:bCs/>
-        </w:rPr>
-        <w:t xml:space="preserve">Si menciona calor o clima:</w:t>
-      </w:r>
-      <w:r>
-        <w:t xml:space="preserve"> «Sí. Y es algo que cada vez notamos más en nuestra vida cotidiana. Ya no hablamos solamente de un problema del futuro.»</w:t>
-      </w:r>
-    </w:p>
-    <w:p>
-      <w:r>
-        <w:rPr>
-          <w:b/>
-          <w:bCs/>
-        </w:rPr>
-        <w:t xml:space="preserve">Si menciona incendios:</w:t>
-      </w:r>
-      <w:r>
-        <w:t xml:space="preserve"> «Sí. Y además un incendio no afecta solamente al bosque: afecta al territorio, a la naturaleza y a las personas que viven en él.»</w:t>
-      </w:r>
-    </w:p>
-    <w:p>
-      <w:r>
-        <w:rPr>
-          <w:b/>
-          <w:bCs/>
-        </w:rPr>
-        <w:t xml:space="preserve">Si menciona contaminación:</w:t>
-      </w:r>
-      <w:r>
-        <w:t xml:space="preserve"> «Sí. Y ahí también influye mucho nuestra forma de producir, consumir y gestionar los recursos.»</w:t>
-      </w:r>
-    </w:p>
-    <w:p>
-      <w:r>
-        <w:rPr>
-          <w:b/>
-          <w:bCs/>
-        </w:rPr>
-        <w:t xml:space="preserve">Si menciona animales o naturaleza:</w:t>
-      </w:r>
-      <w:r>
-        <w:t xml:space="preserve"> «Sí. Y cuando una especie empieza a desaparecer, puede ser una señal de que algo no está funcionando bien en el ecosistema.»</w:t>
-      </w:r>
-    </w:p>
-    <w:p>
-      <w:r>
-        <w:rPr>
-          <w:b/>
-          <w:bCs/>
-        </w:rPr>
-        <w:t xml:space="preserve">Si responde «todo»:</w:t>
-      </w:r>
-      <w:r>
-        <w:t xml:space="preserve"> «Claro. Porque en realidad todas estas cosas están mucho más relacionadas de lo que parece.»</w:t>
+          <w:i/>
+          <w:iCs/>
+        </w:rPr>
+        <w:t xml:space="preserve">(Acusa recibo en una frase —«sí, te entiendo», «claro»— y entra directamente en la ruta que corresponda. No adelantes contenido: la ruta abre con esa misma idea.)</w:t>
       </w:r>
     </w:p>
     <w:p>
@@ -435,7 +372,7 @@
           <w:b/>
           <w:bCs/>
         </w:rPr>
-        <w:t>Y los incendios son algo que este verano hemos vuelto a tener muy presente.</w:t>
+        <w:t>Los incendios son algo que este verano hemos vuelto a tener muy presente.</w:t>
       </w:r>
     </w:p>
     <w:p>
@@ -634,7 +571,7 @@
           <w:b/>
           <w:bCs/>
         </w:rPr>
-        <w:t>Y el calor es algo que este verano estamos viviendo de una forma muy directa.</w:t>
+        <w:t>El calor es algo que este verano estamos viviendo de una forma muy directa.</w:t>
       </w:r>
     </w:p>
     <w:p>

--- a/speechs/SPEECH WWF.docx
+++ b/speechs/SPEECH WWF.docx
@@ -1060,6 +1060,149 @@
           <w:bCs/>
         </w:rPr>
         <w:t>proteger el mar no significa dejar de vivir de él; significa conseguir que podamos seguir haciéndolo en el futuro.</w:t>
+      </w:r>
+    </w:p>
+    <w:p>
+      <w:r>
+        <w:rPr>
+          <w:b/>
+          <w:bCs/>
+        </w:rPr>
+        <w:t xml:space="preserve">🐾 SI SU PREOCUPACIÓN SON LOS ANIMALES O LA NATURALEZA</w:t>
+      </w:r>
+    </w:p>
+    <w:p>
+      <w:r>
+        <w:t xml:space="preserve">Cuando pensamos en animales amenazados, casi todos pensamos en lo mismo: </w:t>
+      </w:r>
+      <w:r>
+        <w:rPr>
+          <w:b/>
+          <w:bCs/>
+        </w:rPr>
+        <w:t xml:space="preserve">el tigre, el elefante, el rinoceronte.</w:t>
+      </w:r>
+    </w:p>
+    <w:p>
+      <w:r>
+        <w:t xml:space="preserve">Y con razón: </w:t>
+      </w:r>
+      <w:r>
+        <w:rPr>
+          <w:b/>
+          <w:bCs/>
+        </w:rPr>
+        <w:t xml:space="preserve">cada año se matan unos 30.000 elefantes</w:t>
+      </w:r>
+      <w:r>
+        <w:t xml:space="preserve"> para comerciar con sus partes.</w:t>
+      </w:r>
+    </w:p>
+    <w:p>
+      <w:r>
+        <w:t xml:space="preserve">WWF trabaja con los tres: en los países donde viven y contra las redes que trafican con ellos.</w:t>
+      </w:r>
+    </w:p>
+    <w:p>
+      <w:r>
+        <w:t xml:space="preserve">Y con el tigre se está viendo el resultado.</w:t>
+      </w:r>
+    </w:p>
+    <w:p>
+      <w:r>
+        <w:rPr>
+          <w:b/>
+          <w:bCs/>
+        </w:rPr>
+        <w:t xml:space="preserve">En 2010 quedaban menos de 3.200 en libertad. Hoy son más de 5.500.</w:t>
+      </w:r>
+    </w:p>
+    <w:p>
+      <w:r>
+        <w:rPr>
+          <w:b/>
+          <w:bCs/>
+        </w:rPr>
+        <w:t xml:space="preserve">Es la primera vez en un siglo que suben.</w:t>
+      </w:r>
+    </w:p>
+    <w:p>
+      <w:r>
+        <w:rPr>
+          <w:i/>
+          <w:iCs/>
+        </w:rPr>
+        <w:t xml:space="preserve">(Pausa.)</w:t>
+      </w:r>
+    </w:p>
+    <w:p>
+      <w:r>
+        <w:t xml:space="preserve">Pero para ver una especie desaparecer no hace falta irse tan lejos.</w:t>
+      </w:r>
+    </w:p>
+    <w:p>
+      <w:r>
+        <w:rPr>
+          <w:b/>
+          <w:bCs/>
+        </w:rPr>
+        <w:t xml:space="preserve">El mamífero más amenazado de Europa vive en España.</w:t>
+      </w:r>
+    </w:p>
+    <w:p>
+      <w:r>
+        <w:t xml:space="preserve">Se llama visón europeo. En el año 2000 quedaban unos mil. </w:t>
+      </w:r>
+      <w:r>
+        <w:rPr>
+          <w:b/>
+          <w:bCs/>
+        </w:rPr>
+        <w:t xml:space="preserve">Hoy quedan 142.</w:t>
+      </w:r>
+    </w:p>
+    <w:p>
+      <w:r>
+        <w:t xml:space="preserve">Y lo que lo está matando no es la caza: es </w:t>
+      </w:r>
+      <w:r>
+        <w:rPr>
+          <w:b/>
+          <w:bCs/>
+        </w:rPr>
+        <w:t xml:space="preserve">otro visón</w:t>
+      </w:r>
+      <w:r>
+        <w:t xml:space="preserve">, el americano, que se escapó de las granjas peleteras y le ha ganado el río.</w:t>
+      </w:r>
+    </w:p>
+    <w:p>
+      <w:r>
+        <w:t xml:space="preserve">Aquí no hay que descubrir nada. </w:t>
+      </w:r>
+      <w:r>
+        <w:rPr>
+          <w:b/>
+          <w:bCs/>
+        </w:rPr>
+        <w:t xml:space="preserve">Se sabe qué lo mata y se sabe cómo pararlo.</w:t>
+      </w:r>
+    </w:p>
+    <w:p>
+      <w:r>
+        <w:t xml:space="preserve">Por eso WWF lleva años reclamando el cierre de esas granjas.</w:t>
+      </w:r>
+    </w:p>
+    <w:p>
+      <w:r>
+        <w:t xml:space="preserve">La idea es sencilla: </w:t>
+      </w:r>
+      <w:r>
+        <w:rPr>
+          <w:b/>
+          <w:bCs/>
+        </w:rPr>
+        <w:t xml:space="preserve">cuando alguien sostiene el trabajo el tiempo suficiente, las cosas cambian. Con el tigre ha pasado. Con el visón todavía no.</w:t>
       </w:r>
     </w:p>
     <w:p>

--- a/speechs/SPEECH WWF.docx
+++ b/speechs/SPEECH WWF.docx
@@ -96,7 +96,7 @@
           <w:i/>
           <w:iCs/>
         </w:rPr>
-        <w:t xml:space="preserve">(Escuchar. La preocupación manda, no la palabra. Si no está claro: «¿qué es lo que más te preocupa de eso?»)</w:t>
+        <w:t xml:space="preserve">(Escuchar. La preocupación manda, no la palabra. Si no está claro: «¿qué es lo que más te preocupa de eso?». Si encaja en varias rutas, concreta antes de elegir.)</w:t>
       </w:r>
     </w:p>
     <w:p>
@@ -106,6 +106,15 @@
           <w:iCs/>
         </w:rPr>
         <w:t xml:space="preserve">(Acusa recibo en una frase —«sí, te entiendo», «claro»— y entra directamente en la ruta que corresponda. No adelantes contenido: la ruta abre con esa misma idea.)</w:t>
+      </w:r>
+    </w:p>
+    <w:p>
+      <w:r>
+        <w:rPr>
+          <w:i/>
+          <w:iCs/>
+        </w:rPr>
+        <w:t xml:space="preserve">(agua — sequía · regadío · acuíferos · humedales  |  incendios — prevención · gestión forestal  |  clima — calor · emisiones · aire  |  contaminación — plásticos · basura · vertidos  |  mar — océanos · pesca · fauna marina  |  animales — biodiversidad · especies · deforestación)</w:t>
       </w:r>
     </w:p>
     <w:p>
@@ -2432,329 +2441,6 @@
         <w:pict w14:anchorId="6FFFF852">
           <v:rect id="_x0000_i1059" style="width:0;height:1.5pt" o:hralign="center" o:hrstd="t" o:hr="t" fillcolor="#a0a0a0" stroked="f"/>
         </w:pict>
-      </w:r>
-    </w:p>
-    <w:p>
-      <w:pPr>
-        <w:rPr>
-          <w:b/>
-          <w:bCs/>
-        </w:rPr>
-      </w:pPr>
-      <w:r>
-        <w:rPr>
-          <w:rFonts w:ascii="Segoe UI Emoji" w:hAnsi="Segoe UI Emoji" w:cs="Segoe UI Emoji"/>
-          <w:b/>
-          <w:bCs/>
-        </w:rPr>
-        <w:t>🧭</w:t>
-      </w:r>
-      <w:r>
-        <w:rPr>
-          <w:b/>
-          <w:bCs/>
-        </w:rPr>
-        <w:t xml:space="preserve"> MAPA MENTAL · RUTAS DEL SPEECH WWF</w:t>
-      </w:r>
-    </w:p>
-    <w:p>
-      <w:pPr>
-        <w:rPr>
-          <w:rFonts w:ascii="Segoe UI Emoji" w:hAnsi="Segoe UI Emoji" w:cs="Segoe UI Emoji"/>
-          <w:b/>
-          <w:bCs/>
-        </w:rPr>
-      </w:pPr>
-    </w:p>
-    <w:p>
-      <w:pPr>
-        <w:rPr>
-          <w:rFonts w:ascii="Segoe UI Emoji" w:hAnsi="Segoe UI Emoji" w:cs="Segoe UI Emoji"/>
-          <w:b/>
-          <w:bCs/>
-        </w:rPr>
-      </w:pPr>
-      <w:r>
-        <w:rPr>
-          <w:rFonts w:ascii="Segoe UI Emoji" w:hAnsi="Segoe UI Emoji" w:cs="Segoe UI Emoji"/>
-          <w:b/>
-          <w:bCs/>
-        </w:rPr>
-        <w:t>🔑</w:t>
-      </w:r>
-      <w:r>
-        <w:rPr>
-          <w:b/>
-          <w:bCs/>
-        </w:rPr>
-        <w:t xml:space="preserve"> REGLA</w:t>
-      </w:r>
-      <w:r>
-        <w:rPr>
-          <w:b/>
-          <w:bCs/>
-        </w:rPr>
-        <w:t xml:space="preserve">: </w:t>
-      </w:r>
-      <w:r>
-        <w:rPr>
-          <w:b/>
-          <w:bCs/>
-        </w:rPr>
-        <w:t>La preocupación manda, no la palabra.</w:t>
-      </w:r>
-    </w:p>
-    <w:p>
-      <w:r>
-        <w:t xml:space="preserve">Si no está claro: </w:t>
-      </w:r>
-      <w:r>
-        <w:rPr>
-          <w:b/>
-          <w:bCs/>
-        </w:rPr>
-        <w:t>«¿Qué es lo que más te preocupa de eso?»</w:t>
-      </w:r>
-    </w:p>
-    <w:p>
-      <w:pPr>
-        <w:rPr>
-          <w:rFonts w:ascii="Segoe UI Emoji" w:hAnsi="Segoe UI Emoji" w:cs="Segoe UI Emoji"/>
-          <w:b/>
-          <w:bCs/>
-        </w:rPr>
-      </w:pPr>
-    </w:p>
-    <w:p>
-      <w:r>
-        <w:rPr>
-          <w:rFonts w:ascii="Segoe UI Emoji" w:hAnsi="Segoe UI Emoji" w:cs="Segoe UI Emoji"/>
-          <w:b/>
-          <w:bCs/>
-        </w:rPr>
-        <w:t>💧</w:t>
-      </w:r>
-      <w:r>
-        <w:rPr>
-          <w:b/>
-          <w:bCs/>
-        </w:rPr>
-        <w:t xml:space="preserve"> AGUA</w:t>
-      </w:r>
-      <w:r>
-        <w:rPr>
-          <w:b/>
-          <w:bCs/>
-        </w:rPr>
-        <w:t xml:space="preserve">: </w:t>
-      </w:r>
-      <w:r>
-        <w:t>Sequía · agua · regadío · agricultura · acuíferos · humedales</w:t>
-      </w:r>
-    </w:p>
-    <w:p>
-      <w:r>
-        <w:rPr>
-          <w:rFonts w:ascii="Segoe UI Emoji" w:hAnsi="Segoe UI Emoji" w:cs="Segoe UI Emoji"/>
-          <w:b/>
-          <w:bCs/>
-        </w:rPr>
-        <w:t>🔥</w:t>
-      </w:r>
-      <w:r>
-        <w:rPr>
-          <w:b/>
-          <w:bCs/>
-        </w:rPr>
-        <w:t xml:space="preserve"> INCENDIOS</w:t>
-      </w:r>
-      <w:r>
-        <w:rPr>
-          <w:b/>
-          <w:bCs/>
-        </w:rPr>
-        <w:t xml:space="preserve">: </w:t>
-      </w:r>
-      <w:r>
-        <w:t>Incendios · prevención · gestión forestal</w:t>
-      </w:r>
-    </w:p>
-    <w:p>
-      <w:r>
-        <w:rPr>
-          <w:rFonts w:ascii="Segoe UI Emoji" w:hAnsi="Segoe UI Emoji" w:cs="Segoe UI Emoji"/>
-          <w:b/>
-          <w:bCs/>
-        </w:rPr>
-        <w:t>🌡️</w:t>
-      </w:r>
-      <w:r>
-        <w:rPr>
-          <w:b/>
-          <w:bCs/>
-        </w:rPr>
-        <w:t xml:space="preserve"> CLIMA / CALOR</w:t>
-      </w:r>
-      <w:r>
-        <w:rPr>
-          <w:b/>
-          <w:bCs/>
-        </w:rPr>
-        <w:t xml:space="preserve">: </w:t>
-      </w:r>
-      <w:r>
-        <w:t>Calor · cambio climático · emisiones · CO₂ · contaminación del aire</w:t>
-      </w:r>
-    </w:p>
-    <w:p>
-      <w:r>
-        <w:rPr>
-          <w:rFonts w:ascii="Segoe UI Emoji" w:hAnsi="Segoe UI Emoji" w:cs="Segoe UI Emoji"/>
-          <w:b/>
-          <w:bCs/>
-        </w:rPr>
-        <w:t>🧴</w:t>
-      </w:r>
-      <w:r>
-        <w:rPr>
-          <w:b/>
-          <w:bCs/>
-        </w:rPr>
-        <w:t xml:space="preserve"> CONTAMINACIÓN</w:t>
-      </w:r>
-      <w:r>
-        <w:rPr>
-          <w:b/>
-          <w:bCs/>
-        </w:rPr>
-        <w:t xml:space="preserve">: </w:t>
-      </w:r>
-      <w:r>
-        <w:t>Plásticos · basura · residuos · vertidos</w:t>
-      </w:r>
-    </w:p>
-    <w:p>
-      <w:r>
-        <w:rPr>
-          <w:rFonts w:ascii="Segoe UI Emoji" w:hAnsi="Segoe UI Emoji" w:cs="Segoe UI Emoji"/>
-          <w:b/>
-          <w:bCs/>
-        </w:rPr>
-        <w:t>🌊</w:t>
-      </w:r>
-      <w:r>
-        <w:rPr>
-          <w:b/>
-          <w:bCs/>
-        </w:rPr>
-        <w:t xml:space="preserve"> MAR / PESCA</w:t>
-      </w:r>
-      <w:r>
-        <w:rPr>
-          <w:b/>
-          <w:bCs/>
-        </w:rPr>
-        <w:t xml:space="preserve">: </w:t>
-      </w:r>
-      <w:r>
-        <w:t>Mar · océanos · pesca · sobrepesca · fauna marina</w:t>
-      </w:r>
-    </w:p>
-    <w:p>
-      <w:r>
-        <w:rPr>
-          <w:rFonts w:ascii="Segoe UI Emoji" w:hAnsi="Segoe UI Emoji" w:cs="Segoe UI Emoji"/>
-          <w:b/>
-          <w:bCs/>
-        </w:rPr>
-        <w:t>🐾</w:t>
-      </w:r>
-      <w:r>
-        <w:rPr>
-          <w:b/>
-          <w:bCs/>
-        </w:rPr>
-        <w:t xml:space="preserve"> NATURALEZA</w:t>
-      </w:r>
-      <w:r>
-        <w:rPr>
-          <w:b/>
-          <w:bCs/>
-        </w:rPr>
-        <w:t xml:space="preserve">: </w:t>
-      </w:r>
-      <w:r>
-        <w:t>Animales · biodiversidad · especies · deforestación · ecosistemas</w:t>
-      </w:r>
-    </w:p>
-    <w:p>
-      <w:pPr>
-        <w:rPr>
-          <w:b/>
-          <w:bCs/>
-        </w:rPr>
-      </w:pPr>
-    </w:p>
-    <w:p>
-      <w:r>
-        <w:rPr>
-          <w:b/>
-          <w:bCs/>
-        </w:rPr>
-        <w:t>Cuando una preocupación pueda encajar en varias rutas, concreta primero qué aspecto le preocupa.</w:t>
-      </w:r>
-    </w:p>
-    <w:p>
-      <w:pPr>
-        <w:rPr>
-          <w:b/>
-          <w:bCs/>
-        </w:rPr>
-      </w:pPr>
-      <w:r>
-        <w:rPr>
-          <w:b/>
-          <w:bCs/>
-        </w:rPr>
-        <w:t>UNA PREOCUPACIÓN → UNA RUTA → UN EJEMPLO → UNA IDEA CLAVE</w:t>
-      </w:r>
-    </w:p>
-    <w:p>
-      <w:r>
-        <w:pict w14:anchorId="02EE6F02">
-          <v:rect id="_x0000_i1060" style="width:0;height:1.5pt" o:hralign="center" o:hrstd="t" o:hr="t" fillcolor="#a0a0a0" stroked="f"/>
-        </w:pict>
-      </w:r>
-    </w:p>
-    <w:p>
-      <w:r>
-        <w:rPr>
-          <w:rFonts w:ascii="Segoe UI Emoji" w:hAnsi="Segoe UI Emoji" w:cs="Segoe UI Emoji"/>
-          <w:b/>
-          <w:bCs/>
-        </w:rPr>
-        <w:t>⚠️</w:t>
-      </w:r>
-      <w:r>
-        <w:rPr>
-          <w:b/>
-          <w:bCs/>
-        </w:rPr>
-        <w:t xml:space="preserve"> La cifra de incendios debe actualizarse </w:t>
-      </w:r>
-      <w:r>
-        <w:rPr>
-          <w:b/>
-          <w:bCs/>
-        </w:rPr>
-        <w:t>al final del verano</w:t>
-      </w:r>
-      <w:r>
-        <w:rPr>
-          <w:b/>
-          <w:bCs/>
-        </w:rPr>
-        <w:t>.</w:t>
       </w:r>
     </w:p>
     <w:p/>

--- a/speechs/SPEECH WWF.docx
+++ b/speechs/SPEECH WWF.docx
@@ -386,27 +386,14 @@
     </w:p>
     <w:p>
       <w:r>
-        <w:t xml:space="preserve">Hasta </w:t>
-      </w:r>
-      <w:r>
-        <w:rPr>
-          <w:b/>
-          <w:bCs/>
-        </w:rPr>
-        <w:t>mediados de agosto</w:t>
-      </w:r>
-      <w:r>
-        <w:t xml:space="preserve">, los incendios forestales habían afectado a más de </w:t>
-      </w:r>
-      <w:r>
-        <w:rPr>
-          <w:b/>
-          <w:bCs/>
-        </w:rPr>
-        <w:t>250.000 hectáreas en España</w:t>
-      </w:r>
-      <w:r>
-        <w:t>.</w:t>
+        <w:t xml:space="preserve">Este verano los incendios han arrasado </w:t>
+      </w:r>
+      <w:r>
+        <w:rPr>
+          <w:b/>
+          <w:bCs/>
+        </w:rPr>
+        <w:t xml:space="preserve">más de un cuarto de millón de hectáreas en España.</w:t>
       </w:r>
     </w:p>
     <w:p>
@@ -418,20 +405,17 @@
           <w:b/>
           <w:bCs/>
         </w:rPr>
-        <w:t>Ávila, Guadalajara o Huelva</w:t>
-      </w:r>
-      <w:r>
-        <w:t xml:space="preserve">, con </w:t>
-      </w:r>
-      <w:r>
-        <w:rPr>
-          <w:b/>
-          <w:bCs/>
-        </w:rPr>
-        <w:t>decenas de miles de hectáreas afectadas</w:t>
-      </w:r>
-      <w:r>
-        <w:t>.</w:t>
+        <w:t xml:space="preserve">Ávila, Guadalajara o Huelva</w:t>
+      </w:r>
+      <w:r>
+        <w:t xml:space="preserve">. El de Ávila fue </w:t>
+      </w:r>
+      <w:r>
+        <w:rPr>
+          <w:b/>
+          <w:bCs/>
+        </w:rPr>
+        <w:t xml:space="preserve">el más agresivo de la historia de España.</w:t>
       </w:r>
     </w:p>
     <w:p>

--- a/speechs/SPEECH WWF.docx
+++ b/speechs/SPEECH WWF.docx
@@ -144,7 +144,7 @@
           <w:b/>
           <w:bCs/>
         </w:rPr>
-        <w:t xml:space="preserve"> Discurso · ~8 minutos</w:t>
+        <w:t xml:space="preserve"> Discurso · 7–8 minutos según la ruta</w:t>
       </w:r>
     </w:p>
     <w:p>

--- a/speechs/SPEECH WWF.docx
+++ b/speechs/SPEECH WWF.docx
@@ -2280,19 +2280,7 @@
         </w:rPr>
       </w:pPr>
       <w:r>
-        <w:rPr>
-          <w:rFonts w:ascii="Segoe UI Emoji" w:hAnsi="Segoe UI Emoji" w:cs="Segoe UI Emoji"/>
-          <w:b/>
-          <w:bCs/>
-        </w:rPr>
-        <w:t>🤝</w:t>
-      </w:r>
-      <w:r>
-        <w:rPr>
-          <w:b/>
-          <w:bCs/>
-        </w:rPr>
-        <w:t xml:space="preserve"> Cierre · ~1 minuto</w:t>
+        <w:t xml:space="preserve">🤝 Cierre · ~1 minuto y medio</w:t>
       </w:r>
     </w:p>
     <w:p>
@@ -2392,6 +2380,39 @@
     </w:p>
     <w:p>
       <w:r>
+        <w:rPr>
+          <w:b/>
+          <w:bCs/>
+        </w:rPr>
+        <w:t xml:space="preserve">Y todo esto lo sostienen sus socios.</w:t>
+      </w:r>
+    </w:p>
+    <w:p>
+      <w:r>
+        <w:t xml:space="preserve">En España son unos cincuenta mil, y con sus cuotas pagan </w:t>
+      </w:r>
+      <w:r>
+        <w:rPr>
+          <w:b/>
+          <w:bCs/>
+        </w:rPr>
+        <w:t xml:space="preserve">más de la mitad de todo lo que hace WWF.</w:t>
+      </w:r>
+    </w:p>
+    <w:p>
+      <w:r>
+        <w:t xml:space="preserve">No es una organización que dependa de un gobierno ni de una empresa. </w:t>
+      </w:r>
+      <w:r>
+        <w:rPr>
+          <w:b/>
+          <w:bCs/>
+        </w:rPr>
+        <w:t xml:space="preserve">Depende de personas.</w:t>
+      </w:r>
+    </w:p>
+    <w:p>
+      <w:r>
         <w:t>Por eso, hoy te propongo que tú también formes parte de este trabajo.</w:t>
       </w:r>
     </w:p>
@@ -2411,6 +2432,15 @@
           <w:iCs/>
         </w:rPr>
         <w:t>(Silencio absoluto. Esperar respuesta.)</w:t>
+      </w:r>
+    </w:p>
+    <w:p>
+      <w:r>
+        <w:rPr>
+          <w:i/>
+          <w:iCs/>
+        </w:rPr>
+        <w:t xml:space="preserve">(Si pregunta cuánto cuesta: «Enseguida lo vemos.» No des una cifra hasta que haya contestado a la pregunta.)</w:t>
       </w:r>
     </w:p>
     <w:p>

--- a/speechs/SPEECH WWF.docx
+++ b/speechs/SPEECH WWF.docx
@@ -1061,7 +1061,7 @@
           <w:b/>
           <w:bCs/>
         </w:rPr>
-        <w:t xml:space="preserve">🐾 SI SU PREOCUPACIÓN SON LOS ANIMALES O LA NATURALEZA</w:t>
+        <w:t xml:space="preserve">🌿 SI SU PREOCUPACIÓN SON LOS ANIMALES O LA NATURALEZA</w:t>
       </w:r>
     </w:p>
     <w:p>
@@ -1195,7 +1195,7 @@
           <w:b/>
           <w:bCs/>
         </w:rPr>
-        <w:t xml:space="preserve">cuando alguien sostiene el trabajo el tiempo suficiente, las cosas cambian. Con el tigre ha pasado. Con el visón todavía no.</w:t>
+        <w:t xml:space="preserve">con el tigre se ha conseguido. Con el visón está por conseguir.</w:t>
       </w:r>
     </w:p>
     <w:p>

--- a/speechs/SPEECH WWF.docx
+++ b/speechs/SPEECH WWF.docx
@@ -2285,7 +2285,7 @@
     </w:p>
     <w:p>
       <w:r>
-        <w:t>Y ahora que sabes lo que significa formar parte de este trabajo, quiero volver a lo primero que te he preguntado.</w:t>
+        <w:t xml:space="preserve">Y ahora que sabes cómo trabaja WWF, quiero volver a lo primero que te he preguntado.</w:t>
       </w:r>
     </w:p>
     <w:p>
@@ -2384,7 +2384,7 @@
           <w:b/>
           <w:bCs/>
         </w:rPr>
-        <w:t xml:space="preserve">Y todo esto lo sostienen sus socios.</w:t>
+        <w:t xml:space="preserve">Y todo esto lo sostienen los socios de WWF.</w:t>
       </w:r>
     </w:p>
     <w:p>
@@ -2396,7 +2396,7 @@
           <w:b/>
           <w:bCs/>
         </w:rPr>
-        <w:t xml:space="preserve">más de la mitad de todo lo que hace WWF.</w:t>
+        <w:t xml:space="preserve">más de la mitad de todo lo que acabo de contarte.</w:t>
       </w:r>
     </w:p>
     <w:p>

--- a/speechs/SPEECH WWF.docx
+++ b/speechs/SPEECH WWF.docx
@@ -2308,7 +2308,7 @@
     </w:p>
     <w:p>
       <w:r>
-        <w:t>Y después de todo esto creo que hay una respuesta:</w:t>
+        <w:t xml:space="preserve">Y creo que hay una respuesta:</w:t>
       </w:r>
     </w:p>
     <w:p>
@@ -2329,10 +2329,7 @@
           <w:b/>
           <w:bCs/>
         </w:rPr>
-        <w:t>la crisis ambiental</w:t>
-      </w:r>
-      <w:r>
-        <w:t>.</w:t>
+        <w:t xml:space="preserve">todo esto.</w:t>
       </w:r>
     </w:p>
     <w:p>
@@ -2353,10 +2350,10 @@
           <w:b/>
           <w:bCs/>
         </w:rPr>
-        <w:t>el trabajo de quienes están intentando solucionarla pueda continuar</w:t>
-      </w:r>
-      <w:r>
-        <w:t>.</w:t>
+        <w:t xml:space="preserve">el trabajo de quienes están intentando cambiarlo pueda continuar</w:t>
+      </w:r>
+      <w:r>
+        <w:t xml:space="preserve">.</w:t>
       </w:r>
     </w:p>
     <w:p>

--- a/speechs/SPEECH WWF.docx
+++ b/speechs/SPEECH WWF.docx
@@ -33,19 +33,7 @@
         </w:rPr>
       </w:pPr>
       <w:r>
-        <w:rPr>
-          <w:rFonts w:ascii="Segoe UI Emoji" w:hAnsi="Segoe UI Emoji" w:cs="Segoe UI Emoji"/>
-          <w:b/>
-          <w:bCs/>
-        </w:rPr>
-        <w:t>🚦</w:t>
-      </w:r>
-      <w:r>
-        <w:rPr>
-          <w:b/>
-          <w:bCs/>
-        </w:rPr>
-        <w:t xml:space="preserve"> Parada · 20–25 segundos </w:t>
+        <w:t xml:space="preserve">🚦 Parada · 25–30 segundos</w:t>
       </w:r>
     </w:p>
     <w:p>
@@ -64,7 +52,7 @@
     </w:p>
     <w:p>
       <w:r>
-        <w:t>Calor, sequía, incendios, contaminación...</w:t>
+        <w:t xml:space="preserve">Calor, sequía, incendios, contaminación, el estado del mar, animales que desaparecen...</w:t>
       </w:r>
     </w:p>
     <w:p>

--- a/speechs/SPEECH WWF.docx
+++ b/speechs/SPEECH WWF.docx
@@ -80,29 +80,89 @@
     </w:p>
     <w:p>
       <w:r>
-        <w:rPr>
-          <w:i/>
-          <w:iCs/>
-        </w:rPr>
-        <w:t xml:space="preserve">(Escuchar. La preocupación manda, no la palabra. Si no está claro: «¿qué es lo que más te preocupa de eso?». Si encaja en varias rutas, concreta antes de elegir.)</w:t>
-      </w:r>
-    </w:p>
-    <w:p>
-      <w:r>
-        <w:rPr>
-          <w:i/>
-          <w:iCs/>
-        </w:rPr>
-        <w:t xml:space="preserve">(Acusa recibo en una frase —«sí, te entiendo», «claro»— y entra directamente en la ruta que corresponda. No adelantes contenido: la ruta abre con esa misma idea.)</w:t>
-      </w:r>
-    </w:p>
-    <w:p>
-      <w:r>
-        <w:rPr>
-          <w:i/>
-          <w:iCs/>
-        </w:rPr>
-        <w:t xml:space="preserve">(agua — sequía · regadío · acuíferos · humedales  |  incendios — prevención · gestión forestal  |  clima — calor · emisiones · aire  |  contaminación — plásticos · basura · vertidos  |  mar — océanos · pesca · fauna marina  |  animales — biodiversidad · especies · deforestación)</w:t>
+        <w:t xml:space="preserve">(1 · Escucha. Si no está claro: «¿qué es lo que más te preocupa de eso?»)</w:t>
+      </w:r>
+    </w:p>
+    <w:p>
+      <w:r>
+        <w:t xml:space="preserve">(2 · Elige la ruta. Manda la preocupación, no la palabra que use; si encaja en dos, concreta antes de elegir.)</w:t>
+      </w:r>
+    </w:p>
+    <w:p>
+      <w:r>
+        <w:rPr>
+          <w:b/>
+          <w:bCs/>
+        </w:rPr>
+        <w:t xml:space="preserve">💧 agua</w:t>
+      </w:r>
+      <w:r>
+        <w:t xml:space="preserve"> → sequía · regadío · acuíferos · humedales</w:t>
+      </w:r>
+    </w:p>
+    <w:p>
+      <w:r>
+        <w:rPr>
+          <w:b/>
+          <w:bCs/>
+        </w:rPr>
+        <w:t xml:space="preserve">🔥 incendios</w:t>
+      </w:r>
+      <w:r>
+        <w:t xml:space="preserve"> → prevención · gestión forestal</w:t>
+      </w:r>
+    </w:p>
+    <w:p>
+      <w:r>
+        <w:rPr>
+          <w:b/>
+          <w:bCs/>
+        </w:rPr>
+        <w:t xml:space="preserve">🌡️ clima</w:t>
+      </w:r>
+      <w:r>
+        <w:t xml:space="preserve"> → calor · emisiones · aire</w:t>
+      </w:r>
+    </w:p>
+    <w:p>
+      <w:r>
+        <w:rPr>
+          <w:b/>
+          <w:bCs/>
+        </w:rPr>
+        <w:t xml:space="preserve">🧴 contaminación</w:t>
+      </w:r>
+      <w:r>
+        <w:t xml:space="preserve"> → plásticos · basura · vertidos</w:t>
+      </w:r>
+    </w:p>
+    <w:p>
+      <w:r>
+        <w:rPr>
+          <w:b/>
+          <w:bCs/>
+        </w:rPr>
+        <w:t xml:space="preserve">🌊 mar</w:t>
+      </w:r>
+      <w:r>
+        <w:t xml:space="preserve"> → océanos · pesca · fauna marina</w:t>
+      </w:r>
+    </w:p>
+    <w:p>
+      <w:r>
+        <w:rPr>
+          <w:b/>
+          <w:bCs/>
+        </w:rPr>
+        <w:t xml:space="preserve">🌿 animales</w:t>
+      </w:r>
+      <w:r>
+        <w:t xml:space="preserve"> → biodiversidad · especies · deforestación</w:t>
+      </w:r>
+    </w:p>
+    <w:p>
+      <w:r>
+        <w:t xml:space="preserve">(3 · Acusa recibo en una frase —«sí, te entiendo», «claro»— y entra directamente. No adelantes contenido: la ruta abre con esa misma idea.)</w:t>
       </w:r>
     </w:p>
     <w:p>

--- a/speechs/SPEECH WWF.docx
+++ b/speechs/SPEECH WWF.docx
@@ -162,7 +162,7 @@
     </w:p>
     <w:p>
       <w:r>
-        <w:t xml:space="preserve">(3 · Acusa recibo en una frase —«sí, te entiendo», «claro»— y entra directamente. No adelantes contenido: la ruta abre con esa misma idea.)</w:t>
+        <w:t xml:space="preserve">(3 · Recoge lo que te ha dicho en una frase —«sí, te entiendo», «claro»— y entra directamente. No adelantes contenido: la ruta abre con esa misma idea.)</w:t>
       </w:r>
     </w:p>
     <w:p>

--- a/speechs/SPEECH WWF.docx
+++ b/speechs/SPEECH WWF.docx
@@ -2182,17 +2182,14 @@
     </w:p>
     <w:p>
       <w:r>
-        <w:t xml:space="preserve">Y todo esto requiere </w:t>
-      </w:r>
-      <w:r>
-        <w:rPr>
-          <w:b/>
-          <w:bCs/>
-        </w:rPr>
-        <w:t>tiempo y continuidad</w:t>
-      </w:r>
-      <w:r>
-        <w:t>.</w:t>
+        <w:t xml:space="preserve">Y nada de eso se consigue rápido: requiere </w:t>
+      </w:r>
+      <w:r>
+        <w:rPr>
+          <w:b/>
+          <w:bCs/>
+        </w:rPr>
+        <w:t xml:space="preserve">tiempo y continuidad.</w:t>
       </w:r>
     </w:p>
     <w:p>

--- a/speechs/SPEECH WWF.docx
+++ b/speechs/SPEECH WWF.docx
@@ -2464,7 +2464,7 @@
           <w:b/>
           <w:bCs/>
         </w:rPr>
-        <w:t>¿Te animas a hacerte socio/a de WWF?</w:t>
+        <w:t xml:space="preserve">¿Te animas a hacerte socio de WWF?</w:t>
       </w:r>
     </w:p>
     <w:p>

--- a/speechs/SPEECH WWF.docx
+++ b/speechs/SPEECH WWF.docx
@@ -2238,69 +2238,112 @@
     </w:p>
     <w:p>
       <w:r>
-        <w:rPr>
-          <w:b/>
-          <w:bCs/>
-        </w:rPr>
-        <w:t>Y precisamente para mantener esta capacidad de actuar durante todo el año, WWF necesita personas que hagan posible ese trabajo.</w:t>
-      </w:r>
-    </w:p>
-    <w:p>
-      <w:r>
-        <w:t>Porque un incendio no avisa.</w:t>
-      </w:r>
-    </w:p>
-    <w:p>
-      <w:r>
-        <w:t>Un acuífero no se recupera de un día para otro.</w:t>
-      </w:r>
-    </w:p>
-    <w:p>
-      <w:r>
-        <w:t xml:space="preserve">Y muchos de estos problemas requieren </w:t>
-      </w:r>
-      <w:r>
-        <w:rPr>
-          <w:b/>
-          <w:bCs/>
-        </w:rPr>
-        <w:t>años de trabajo para poder cambiar</w:t>
-      </w:r>
-      <w:r>
-        <w:t>.</w:t>
-      </w:r>
-    </w:p>
-    <w:p>
-      <w:r>
-        <w:t xml:space="preserve">Por eso hacen falta </w:t>
-      </w:r>
-      <w:r>
-        <w:rPr>
-          <w:b/>
-          <w:bCs/>
-        </w:rPr>
-        <w:t>personas investigando, equipos sobre el terreno y proyectos de conservación que puedan mantenerse en el tiempo</w:t>
-      </w:r>
-      <w:r>
-        <w:t>.</w:t>
-      </w:r>
-    </w:p>
-    <w:p>
-      <w:r>
-        <w:rPr>
-          <w:b/>
-          <w:bCs/>
-        </w:rPr>
-        <w:t>Eso es lo que significa ser socio.</w:t>
-      </w:r>
-    </w:p>
-    <w:p>
-      <w:r>
-        <w:rPr>
-          <w:b/>
-          <w:bCs/>
-        </w:rPr>
-        <w:t>Formar parte de las personas que hacen posible que WWF pueda seguir trabajando antes, durante y después de que aparezcan los problemas.</w:t>
+        <w:t xml:space="preserve">En 1975, un hombre llegó a un pueblo de Segovia y les pidió una cosa rarísima: </w:t>
+      </w:r>
+      <w:r>
+        <w:rPr>
+          <w:b/>
+          <w:bCs/>
+        </w:rPr>
+        <w:t xml:space="preserve">que dejaran de matar buitres.</w:t>
+      </w:r>
+    </w:p>
+    <w:p>
+      <w:r>
+        <w:t xml:space="preserve">Entonces los buitres eran alimañas. Matarlos estaba bien visto.</w:t>
+      </w:r>
+    </w:p>
+    <w:p>
+      <w:r>
+        <w:t xml:space="preserve">Se llamaba </w:t>
+      </w:r>
+      <w:r>
+        <w:rPr>
+          <w:b/>
+          <w:bCs/>
+        </w:rPr>
+        <w:t xml:space="preserve">Félix Rodríguez de la Fuente</w:t>
+      </w:r>
+      <w:r>
+        <w:t xml:space="preserve">, y aquel acuerdo con los vecinos fue </w:t>
+      </w:r>
+      <w:r>
+        <w:rPr>
+          <w:b/>
+          <w:bCs/>
+        </w:rPr>
+        <w:t xml:space="preserve">el primer refugio de este tipo en España.</w:t>
+      </w:r>
+    </w:p>
+    <w:p>
+      <w:r>
+        <w:t xml:space="preserve">(Pausa.)</w:t>
+      </w:r>
+    </w:p>
+    <w:p>
+      <w:r>
+        <w:rPr>
+          <w:b/>
+          <w:bCs/>
+        </w:rPr>
+        <w:t xml:space="preserve">Félix murió cinco años después.</w:t>
+      </w:r>
+    </w:p>
+    <w:p>
+      <w:r>
+        <w:rPr>
+          <w:b/>
+          <w:bCs/>
+        </w:rPr>
+        <w:t xml:space="preserve">Pero el pueblo siguió.</w:t>
+      </w:r>
+    </w:p>
+    <w:p>
+      <w:r>
+        <w:t xml:space="preserve">Cincuenta años después, allí anidan </w:t>
+      </w:r>
+      <w:r>
+        <w:rPr>
+          <w:b/>
+          <w:bCs/>
+        </w:rPr>
+        <w:t xml:space="preserve">857 parejas de buitre leonado.</w:t>
+      </w:r>
+      <w:r>
+        <w:t xml:space="preserve"> Es </w:t>
+      </w:r>
+      <w:r>
+        <w:rPr>
+          <w:b/>
+          <w:bCs/>
+        </w:rPr>
+        <w:t xml:space="preserve">la mayor colonia de Europa</w:t>
+      </w:r>
+      <w:r>
+        <w:t xml:space="preserve">, y sigue siendo el proyecto más antiguo de WWF.</w:t>
+      </w:r>
+    </w:p>
+    <w:p>
+      <w:r>
+        <w:t xml:space="preserve">(Pausa.)</w:t>
+      </w:r>
+    </w:p>
+    <w:p>
+      <w:r>
+        <w:rPr>
+          <w:b/>
+          <w:bCs/>
+        </w:rPr>
+        <w:t xml:space="preserve">Félix tuvo la idea. Pero quien la ha mantenido en pie medio siglo es gente corriente.</w:t>
+      </w:r>
+    </w:p>
+    <w:p>
+      <w:r>
+        <w:rPr>
+          <w:b/>
+          <w:bCs/>
+        </w:rPr>
+        <w:t xml:space="preserve">Eso es exactamente lo que hace un socio.</w:t>
       </w:r>
     </w:p>
     <w:p/>

--- a/speechs/SPEECH WWF.docx
+++ b/speechs/SPEECH WWF.docx
@@ -958,7 +958,7 @@
           <w:b/>
           <w:bCs/>
         </w:rPr>
-        <w:t>Canarias</w:t>
+        <w:t xml:space="preserve">Canarias</w:t>
       </w:r>
       <w:r>
         <w:t xml:space="preserve">, por ejemplo, WWF lleva más de 25 años trabajando en la conservación del </w:t>
@@ -968,23 +968,20 @@
           <w:b/>
           <w:bCs/>
         </w:rPr>
-        <w:t>Archipiélago Chinijo</w:t>
-      </w:r>
-      <w:r>
-        <w:t xml:space="preserve">. En ese tiempo, unas </w:t>
-      </w:r>
-      <w:r>
-        <w:rPr>
-          <w:b/>
-          <w:bCs/>
-        </w:rPr>
-        <w:t>2.000 personas voluntarias han retirado alrededor de 30.000 kilos de plástico</w:t>
-      </w:r>
-      <w:r>
-        <w:t xml:space="preserve"> y han participado en distintas acciones de restauración y conservación. </w:t>
-      </w:r>
-      <w:r>
-        <w:t>Sus aguas albergan la mayor biodiversidad marina de Canarias.</w:t>
+        <w:t xml:space="preserve">Archipiélago Chinijo</w:t>
+      </w:r>
+      <w:r>
+        <w:t xml:space="preserve">. En ese tiempo, más de </w:t>
+      </w:r>
+      <w:r>
+        <w:rPr>
+          <w:b/>
+          <w:bCs/>
+        </w:rPr>
+        <w:t xml:space="preserve">1.500 personas voluntarias han participado en censos, limpiezas</w:t>
+      </w:r>
+      <w:r>
+        <w:t xml:space="preserve"> y otras acciones de restauración y conservación. Sus aguas albergan la mayor biodiversidad marina de Canarias.</w:t>
       </w:r>
     </w:p>
     <w:p>
@@ -996,7 +993,7 @@
           <w:b/>
           <w:bCs/>
         </w:rPr>
-        <w:t>El Hierro</w:t>
+        <w:t xml:space="preserve">El Hierro</w:t>
       </w:r>
       <w:r>
         <w:t xml:space="preserve">, WWF también reclama la protección del </w:t>
@@ -1006,7 +1003,7 @@
           <w:b/>
           <w:bCs/>
         </w:rPr>
-        <w:t>Mar de las Calmas</w:t>
+        <w:t xml:space="preserve">Mar de las Calmas</w:t>
       </w:r>
       <w:r>
         <w:t xml:space="preserve"> para que se convierta en el </w:t>
@@ -1016,10 +1013,10 @@
           <w:b/>
           <w:bCs/>
         </w:rPr>
-        <w:t>primer Parque Nacional exclusivamente marino de España</w:t>
-      </w:r>
-      <w:r>
-        <w:t>. La propuesta continúa su tramitación y el proyecto prevé proteger unas 24.800 hectáreas de mar.</w:t>
+        <w:t xml:space="preserve">primer Parque Nacional exclusivamente marino de España</w:t>
+      </w:r>
+      <w:r>
+        <w:t xml:space="preserve">. La propuesta continúa su tramitación y el proyecto prevé proteger más de 24.000 hectáreas de mar.</w:t>
       </w:r>
     </w:p>
     <w:p>

--- a/speechs/SPEECH WWF.docx
+++ b/speechs/SPEECH WWF.docx
@@ -2005,18 +2005,10 @@
       </w:pPr>
       <w:r>
         <w:rPr>
-          <w:rFonts w:ascii="Segoe UI Emoji" w:hAnsi="Segoe UI Emoji" w:cs="Segoe UI Emoji"/>
-          <w:b/>
-          <w:bCs/>
-        </w:rPr>
-        <w:t>🐼</w:t>
-      </w:r>
-      <w:r>
-        <w:rPr>
-          <w:b/>
-          <w:bCs/>
-        </w:rPr>
-        <w:t xml:space="preserve"> ¿CÓMO INTENTA WWF CAMBIAR LAS COSAS?</w:t>
+          <w:b/>
+          <w:bCs/>
+        </w:rPr>
+        <w:t xml:space="preserve">🐼 ¿CÓMO CONSIGUE WWF CAMBIAR LAS COSAS?</w:t>
       </w:r>
     </w:p>
     <w:p>
@@ -2059,39 +2051,17 @@
     </w:p>
     <w:p>
       <w:r>
-        <w:t xml:space="preserve">Porque </w:t>
-      </w:r>
-      <w:r>
-        <w:t>WWF no puede resolver por sí sola todos estos problemas.</w:t>
-      </w:r>
-    </w:p>
-    <w:p>
-      <w:r>
-        <w:t xml:space="preserve">Pero sí puede trabajar para </w:t>
-      </w:r>
-      <w:r>
-        <w:rPr>
-          <w:b/>
-          <w:bCs/>
-        </w:rPr>
-        <w:t xml:space="preserve">entenderlos, actuar sobre ellos y </w:t>
-      </w:r>
-      <w:r>
-        <w:rPr>
-          <w:b/>
-          <w:bCs/>
-        </w:rPr>
-        <w:t xml:space="preserve">contribuir a </w:t>
-      </w:r>
-      <w:r>
-        <w:rPr>
-          <w:b/>
-          <w:bCs/>
-        </w:rPr>
-        <w:t>que las cosas cambien</w:t>
-      </w:r>
-      <w:r>
-        <w:t>.</w:t>
+        <w:t xml:space="preserve">WWF trabaja para </w:t>
+      </w:r>
+      <w:r>
+        <w:rPr>
+          <w:b/>
+          <w:bCs/>
+        </w:rPr>
+        <w:t xml:space="preserve">entender los problemas y actuar sobre ellos</w:t>
+      </w:r>
+      <w:r>
+        <w:t xml:space="preserve">.</w:t>
       </w:r>
     </w:p>
     <w:p>

--- a/speechs/SPEECH WWF.docx
+++ b/speechs/SPEECH WWF.docx
@@ -1016,7 +1016,7 @@
         <w:t xml:space="preserve">primer Parque Nacional exclusivamente marino de España</w:t>
       </w:r>
       <w:r>
-        <w:t xml:space="preserve">. La propuesta continúa su tramitación y el proyecto prevé proteger más de 24.000 hectáreas de mar.</w:t>
+        <w:t>. En 2025, el Consejo de la Red de Parques Nacionales aprobó su creación —un paso más antes de la tramitación final— y el proyecto prevé proteger más de 24.000 hectáreas de mar.</w:t>
       </w:r>
     </w:p>
     <w:p>
